--- a/451_実装データモデル_行政/docx/451-5_実装データモデル_イベント.docx
+++ b/451_実装データモデル_行政/docx/451-5_実装データモデル_イベント.docx
@@ -1,6 +1,6 @@
 
 <file path=word/document.xml><?xml version="1.0" encoding="utf-8"?>
-<w:document xmlns:wpc="http://schemas.microsoft.com/office/word/2010/wordprocessingCanvas" xmlns:cx="http://schemas.microsoft.com/office/drawing/2014/chartex" xmlns:cx1="http://schemas.microsoft.com/office/drawing/2015/9/8/chartex" xmlns:cx2="http://schemas.microsoft.com/office/drawing/2015/10/21/chartex" xmlns:cx3="http://schemas.microsoft.com/office/drawing/2016/5/9/chartex" xmlns:cx4="http://schemas.microsoft.com/office/drawing/2016/5/10/chartex" xmlns:cx5="http://schemas.microsoft.com/office/drawing/2016/5/11/chartex" xmlns:cx6="http://schemas.microsoft.com/office/drawing/2016/5/12/chartex" xmlns:cx7="http://schemas.microsoft.com/office/drawing/2016/5/13/chartex" xmlns:cx8="http://schemas.microsoft.com/office/drawing/2016/5/14/chartex" xmlns:mc="http://schemas.openxmlformats.org/markup-compatibility/2006" xmlns:aink="http://schemas.microsoft.com/office/drawing/2016/ink" xmlns:am3d="http://schemas.microsoft.com/office/drawing/2017/model3d" xmlns:o="urn:schemas-microsoft-com:office:office" xmlns:oel="http://schemas.microsoft.com/office/2019/extlst" xmlns:r="http://schemas.openxmlformats.org/officeDocument/2006/relationships" xmlns:m="http://schemas.openxmlformats.org/officeDocument/2006/math" xmlns:v="urn:schemas-microsoft-com:vml" xmlns:wp14="http://schemas.microsoft.com/office/word/2010/wordprocessingDrawing" xmlns:wp="http://schemas.openxmlformats.org/drawingml/2006/wordprocessingDrawing" xmlns:w10="urn:schemas-microsoft-com:office:word" xmlns:w="http://schemas.openxmlformats.org/wordprocessingml/2006/main" xmlns:w14="http://schemas.microsoft.com/office/word/2010/wordml" xmlns:w15="http://schemas.microsoft.com/office/word/2012/wordml" xmlns:w16cex="http://schemas.microsoft.com/office/word/2018/wordml/cex" xmlns:w16cid="http://schemas.microsoft.com/office/word/2016/wordml/cid" xmlns:w16="http://schemas.microsoft.com/office/word/2018/wordml" xmlns:w16sdtdh="http://schemas.microsoft.com/office/word/2020/wordml/sdtdatahash" xmlns:w16se="http://schemas.microsoft.com/office/word/2015/wordml/symex" xmlns:wpg="http://schemas.microsoft.com/office/word/2010/wordprocessingGroup" xmlns:wpi="http://schemas.microsoft.com/office/word/2010/wordprocessingInk" xmlns:wne="http://schemas.microsoft.com/office/word/2006/wordml" xmlns:wps="http://schemas.microsoft.com/office/word/2010/wordprocessingShape" mc:Ignorable="w14 w15 w16se w16cid w16 w16cex w16sdtdh wp14">
+<w:document xmlns:wpc="http://schemas.microsoft.com/office/word/2010/wordprocessingCanvas" xmlns:cx="http://schemas.microsoft.com/office/drawing/2014/chartex" xmlns:cx1="http://schemas.microsoft.com/office/drawing/2015/9/8/chartex" xmlns:cx2="http://schemas.microsoft.com/office/drawing/2015/10/21/chartex" xmlns:cx3="http://schemas.microsoft.com/office/drawing/2016/5/9/chartex" xmlns:cx4="http://schemas.microsoft.com/office/drawing/2016/5/10/chartex" xmlns:cx5="http://schemas.microsoft.com/office/drawing/2016/5/11/chartex" xmlns:cx6="http://schemas.microsoft.com/office/drawing/2016/5/12/chartex" xmlns:cx7="http://schemas.microsoft.com/office/drawing/2016/5/13/chartex" xmlns:cx8="http://schemas.microsoft.com/office/drawing/2016/5/14/chartex" xmlns:mc="http://schemas.openxmlformats.org/markup-compatibility/2006" xmlns:aink="http://schemas.microsoft.com/office/drawing/2016/ink" xmlns:am3d="http://schemas.microsoft.com/office/drawing/2017/model3d" xmlns:o="urn:schemas-microsoft-com:office:office" xmlns:oel="http://schemas.microsoft.com/office/2019/extlst" xmlns:r="http://schemas.openxmlformats.org/officeDocument/2006/relationships" xmlns:m="http://schemas.openxmlformats.org/officeDocument/2006/math" xmlns:v="urn:schemas-microsoft-com:vml" xmlns:wp14="http://schemas.microsoft.com/office/word/2010/wordprocessingDrawing" xmlns:wp="http://schemas.openxmlformats.org/drawingml/2006/wordprocessingDrawing" xmlns:w10="urn:schemas-microsoft-com:office:word" xmlns:w="http://schemas.openxmlformats.org/wordprocessingml/2006/main" xmlns:w14="http://schemas.microsoft.com/office/word/2010/wordml" xmlns:w15="http://schemas.microsoft.com/office/word/2012/wordml" xmlns:w16cex="http://schemas.microsoft.com/office/word/2018/wordml/cex" xmlns:w16cid="http://schemas.microsoft.com/office/word/2016/wordml/cid" xmlns:w16="http://schemas.microsoft.com/office/word/2018/wordml" xmlns:w16du="http://schemas.microsoft.com/office/word/2023/wordml/word16du" xmlns:w16sdtdh="http://schemas.microsoft.com/office/word/2020/wordml/sdtdatahash" xmlns:w16sdtfl="http://schemas.microsoft.com/office/word/2024/wordml/sdtformatlock" xmlns:w16se="http://schemas.microsoft.com/office/word/2015/wordml/symex" xmlns:wpg="http://schemas.microsoft.com/office/word/2010/wordprocessingGroup" xmlns:wpi="http://schemas.microsoft.com/office/word/2010/wordprocessingInk" xmlns:wne="http://schemas.microsoft.com/office/word/2006/wordml" xmlns:wps="http://schemas.microsoft.com/office/word/2010/wordprocessingShape" mc:Ignorable="w14 w15 w16se w16cid w16 w16cex w16sdtdh w16sdtfl w16du wp14">
   <w:body>
     <w:p>
       <w:pPr>
@@ -80,7 +80,7 @@
         <w:rPr>
           <w:rFonts w:hint="eastAsia"/>
         </w:rPr>
-        <w:t>5</w:t>
+        <w:t>6</w:t>
       </w:r>
       <w:r>
         <w:rPr>
@@ -92,7 +92,7 @@
         <w:rPr>
           <w:rFonts w:hint="eastAsia"/>
         </w:rPr>
-        <w:t>7</w:t>
+        <w:t>8</w:t>
       </w:r>
       <w:r>
         <w:rPr>
@@ -104,7 +104,7 @@
         <w:rPr>
           <w:rFonts w:hint="eastAsia"/>
         </w:rPr>
-        <w:t>3</w:t>
+        <w:t>10</w:t>
       </w:r>
       <w:r>
         <w:rPr>
@@ -116,7 +116,7 @@
         <w:rPr>
           <w:rFonts w:hint="eastAsia"/>
         </w:rPr>
-        <w:t>25</w:t>
+        <w:t>06</w:t>
       </w:r>
       <w:r>
         <w:rPr>
@@ -210,7 +210,13 @@
               <w:rPr>
                 <w:rFonts w:hint="eastAsia"/>
               </w:rPr>
-              <w:t>個人の情報をシステム実装する際に参照すべきデータモデルについて解説するガイドブックです。このガイドに従いデータ設計を行うことで、同じ設計規則に従うシステム間、分野間でのデータ連携を容易かつ正確に行えるようになります。また、データ設計を実施するコストも削減することができます。</w:t>
+              <w:t>イベント</w:t>
+            </w:r>
+            <w:r>
+              <w:rPr>
+                <w:rFonts w:hint="eastAsia"/>
+              </w:rPr>
+              <w:t>情報をシステム実装する際に参照すべきデータモデルについて解説するガイドブックです。このガイドに従いデータ設計を行うことで、同じ設計規則に従うシステム間、分野間でのデータ連携を容易かつ正確に行えるようになります。また、データ設計を実施するコストも削減することができます。</w:t>
             </w:r>
           </w:p>
         </w:tc>
@@ -267,12 +273,12 @@
           <w:pPr>
             <w:pStyle w:val="11"/>
             <w:tabs>
-              <w:tab w:val="left" w:pos="1100"/>
+              <w:tab w:val="left" w:pos="1050"/>
             </w:tabs>
             <w:rPr>
               <w:rFonts w:asciiTheme="minorHAnsi" w:eastAsiaTheme="minorEastAsia" w:hAnsiTheme="minorHAnsi" w:cstheme="minorBidi"/>
               <w:noProof/>
-              <w:sz w:val="22"/>
+              <w:sz w:val="21"/>
               <w:szCs w:val="24"/>
               <w14:ligatures w14:val="standardContextual"/>
             </w:rPr>
@@ -286,7 +292,7 @@
           <w:r>
             <w:fldChar w:fldCharType="separate"/>
           </w:r>
-          <w:hyperlink w:anchor="_Toc189557997" w:history="1">
+          <w:hyperlink w:anchor="_Toc231573913" w:history="1">
             <w:r>
               <w:rPr>
                 <w:rStyle w:val="aff0"/>
@@ -298,7 +304,7 @@
               <w:rPr>
                 <w:rFonts w:asciiTheme="minorHAnsi" w:eastAsiaTheme="minorEastAsia" w:hAnsiTheme="minorHAnsi" w:cstheme="minorBidi"/>
                 <w:noProof/>
-                <w:sz w:val="22"/>
+                <w:sz w:val="21"/>
                 <w:szCs w:val="24"/>
                 <w14:ligatures w14:val="standardContextual"/>
               </w:rPr>
@@ -330,7 +336,7 @@
                 <w:noProof/>
                 <w:webHidden/>
               </w:rPr>
-              <w:instrText xml:space="preserve"> PAGEREF _Toc189557997 \h </w:instrText>
+              <w:instrText xml:space="preserve"> PAGEREF _Toc231573913 \h </w:instrText>
             </w:r>
             <w:r>
               <w:rPr>
@@ -365,17 +371,17 @@
           <w:pPr>
             <w:pStyle w:val="21"/>
             <w:tabs>
-              <w:tab w:val="left" w:pos="1320"/>
+              <w:tab w:val="left" w:pos="1260"/>
             </w:tabs>
             <w:rPr>
               <w:rFonts w:asciiTheme="minorHAnsi" w:eastAsiaTheme="minorEastAsia" w:hAnsiTheme="minorHAnsi" w:cstheme="minorBidi"/>
               <w:noProof/>
-              <w:sz w:val="22"/>
+              <w:sz w:val="21"/>
               <w:szCs w:val="24"/>
               <w14:ligatures w14:val="standardContextual"/>
             </w:rPr>
           </w:pPr>
-          <w:hyperlink w:anchor="_Toc189557998" w:history="1">
+          <w:hyperlink w:anchor="_Toc231573914" w:history="1">
             <w:r>
               <w:rPr>
                 <w:rStyle w:val="aff0"/>
@@ -387,7 +393,7 @@
               <w:rPr>
                 <w:rFonts w:asciiTheme="minorHAnsi" w:eastAsiaTheme="minorEastAsia" w:hAnsiTheme="minorHAnsi" w:cstheme="minorBidi"/>
                 <w:noProof/>
-                <w:sz w:val="22"/>
+                <w:sz w:val="21"/>
                 <w:szCs w:val="24"/>
                 <w14:ligatures w14:val="standardContextual"/>
               </w:rPr>
@@ -419,7 +425,7 @@
                 <w:noProof/>
                 <w:webHidden/>
               </w:rPr>
-              <w:instrText xml:space="preserve"> PAGEREF _Toc189557998 \h </w:instrText>
+              <w:instrText xml:space="preserve"> PAGEREF _Toc231573914 \h </w:instrText>
             </w:r>
             <w:r>
               <w:rPr>
@@ -454,17 +460,17 @@
           <w:pPr>
             <w:pStyle w:val="21"/>
             <w:tabs>
-              <w:tab w:val="left" w:pos="1320"/>
+              <w:tab w:val="left" w:pos="1260"/>
             </w:tabs>
             <w:rPr>
               <w:rFonts w:asciiTheme="minorHAnsi" w:eastAsiaTheme="minorEastAsia" w:hAnsiTheme="minorHAnsi" w:cstheme="minorBidi"/>
               <w:noProof/>
-              <w:sz w:val="22"/>
+              <w:sz w:val="21"/>
               <w:szCs w:val="24"/>
               <w14:ligatures w14:val="standardContextual"/>
             </w:rPr>
           </w:pPr>
-          <w:hyperlink w:anchor="_Toc189557999" w:history="1">
+          <w:hyperlink w:anchor="_Toc231573915" w:history="1">
             <w:r>
               <w:rPr>
                 <w:rStyle w:val="aff0"/>
@@ -476,7 +482,7 @@
               <w:rPr>
                 <w:rFonts w:asciiTheme="minorHAnsi" w:eastAsiaTheme="minorEastAsia" w:hAnsiTheme="minorHAnsi" w:cstheme="minorBidi"/>
                 <w:noProof/>
-                <w:sz w:val="22"/>
+                <w:sz w:val="21"/>
                 <w:szCs w:val="24"/>
                 <w14:ligatures w14:val="standardContextual"/>
               </w:rPr>
@@ -508,7 +514,7 @@
                 <w:noProof/>
                 <w:webHidden/>
               </w:rPr>
-              <w:instrText xml:space="preserve"> PAGEREF _Toc189557999 \h </w:instrText>
+              <w:instrText xml:space="preserve"> PAGEREF _Toc231573915 \h </w:instrText>
             </w:r>
             <w:r>
               <w:rPr>
@@ -543,17 +549,17 @@
           <w:pPr>
             <w:pStyle w:val="21"/>
             <w:tabs>
-              <w:tab w:val="left" w:pos="1320"/>
+              <w:tab w:val="left" w:pos="1260"/>
             </w:tabs>
             <w:rPr>
               <w:rFonts w:asciiTheme="minorHAnsi" w:eastAsiaTheme="minorEastAsia" w:hAnsiTheme="minorHAnsi" w:cstheme="minorBidi"/>
               <w:noProof/>
-              <w:sz w:val="22"/>
+              <w:sz w:val="21"/>
               <w:szCs w:val="24"/>
               <w14:ligatures w14:val="standardContextual"/>
             </w:rPr>
           </w:pPr>
-          <w:hyperlink w:anchor="_Toc189558000" w:history="1">
+          <w:hyperlink w:anchor="_Toc231573916" w:history="1">
             <w:r>
               <w:rPr>
                 <w:rStyle w:val="aff0"/>
@@ -565,7 +571,7 @@
               <w:rPr>
                 <w:rFonts w:asciiTheme="minorHAnsi" w:eastAsiaTheme="minorEastAsia" w:hAnsiTheme="minorHAnsi" w:cstheme="minorBidi"/>
                 <w:noProof/>
-                <w:sz w:val="22"/>
+                <w:sz w:val="21"/>
                 <w:szCs w:val="24"/>
                 <w14:ligatures w14:val="standardContextual"/>
               </w:rPr>
@@ -597,7 +603,7 @@
                 <w:noProof/>
                 <w:webHidden/>
               </w:rPr>
-              <w:instrText xml:space="preserve"> PAGEREF _Toc189558000 \h </w:instrText>
+              <w:instrText xml:space="preserve"> PAGEREF _Toc231573916 \h </w:instrText>
             </w:r>
             <w:r>
               <w:rPr>
@@ -632,17 +638,17 @@
           <w:pPr>
             <w:pStyle w:val="11"/>
             <w:tabs>
-              <w:tab w:val="left" w:pos="1100"/>
+              <w:tab w:val="left" w:pos="1050"/>
             </w:tabs>
             <w:rPr>
               <w:rFonts w:asciiTheme="minorHAnsi" w:eastAsiaTheme="minorEastAsia" w:hAnsiTheme="minorHAnsi" w:cstheme="minorBidi"/>
               <w:noProof/>
-              <w:sz w:val="22"/>
+              <w:sz w:val="21"/>
               <w:szCs w:val="24"/>
               <w14:ligatures w14:val="standardContextual"/>
             </w:rPr>
           </w:pPr>
-          <w:hyperlink w:anchor="_Toc189558001" w:history="1">
+          <w:hyperlink w:anchor="_Toc231573917" w:history="1">
             <w:r>
               <w:rPr>
                 <w:rStyle w:val="aff0"/>
@@ -654,7 +660,7 @@
               <w:rPr>
                 <w:rFonts w:asciiTheme="minorHAnsi" w:eastAsiaTheme="minorEastAsia" w:hAnsiTheme="minorHAnsi" w:cstheme="minorBidi"/>
                 <w:noProof/>
-                <w:sz w:val="22"/>
+                <w:sz w:val="21"/>
                 <w:szCs w:val="24"/>
                 <w14:ligatures w14:val="standardContextual"/>
               </w:rPr>
@@ -686,7 +692,7 @@
                 <w:noProof/>
                 <w:webHidden/>
               </w:rPr>
-              <w:instrText xml:space="preserve"> PAGEREF _Toc189558001 \h </w:instrText>
+              <w:instrText xml:space="preserve"> PAGEREF _Toc231573917 \h </w:instrText>
             </w:r>
             <w:r>
               <w:rPr>
@@ -721,17 +727,17 @@
           <w:pPr>
             <w:pStyle w:val="21"/>
             <w:tabs>
-              <w:tab w:val="left" w:pos="1320"/>
+              <w:tab w:val="left" w:pos="1260"/>
             </w:tabs>
             <w:rPr>
               <w:rFonts w:asciiTheme="minorHAnsi" w:eastAsiaTheme="minorEastAsia" w:hAnsiTheme="minorHAnsi" w:cstheme="minorBidi"/>
               <w:noProof/>
-              <w:sz w:val="22"/>
+              <w:sz w:val="21"/>
               <w:szCs w:val="24"/>
               <w14:ligatures w14:val="standardContextual"/>
             </w:rPr>
           </w:pPr>
-          <w:hyperlink w:anchor="_Toc189558002" w:history="1">
+          <w:hyperlink w:anchor="_Toc231573918" w:history="1">
             <w:r>
               <w:rPr>
                 <w:rStyle w:val="aff0"/>
@@ -743,7 +749,7 @@
               <w:rPr>
                 <w:rFonts w:asciiTheme="minorHAnsi" w:eastAsiaTheme="minorEastAsia" w:hAnsiTheme="minorHAnsi" w:cstheme="minorBidi"/>
                 <w:noProof/>
-                <w:sz w:val="22"/>
+                <w:sz w:val="21"/>
                 <w:szCs w:val="24"/>
                 <w14:ligatures w14:val="standardContextual"/>
               </w:rPr>
@@ -775,7 +781,7 @@
                 <w:noProof/>
                 <w:webHidden/>
               </w:rPr>
-              <w:instrText xml:space="preserve"> PAGEREF _Toc189558002 \h </w:instrText>
+              <w:instrText xml:space="preserve"> PAGEREF _Toc231573918 \h </w:instrText>
             </w:r>
             <w:r>
               <w:rPr>
@@ -810,17 +816,17 @@
           <w:pPr>
             <w:pStyle w:val="21"/>
             <w:tabs>
-              <w:tab w:val="left" w:pos="1320"/>
+              <w:tab w:val="left" w:pos="1260"/>
             </w:tabs>
             <w:rPr>
               <w:rFonts w:asciiTheme="minorHAnsi" w:eastAsiaTheme="minorEastAsia" w:hAnsiTheme="minorHAnsi" w:cstheme="minorBidi"/>
               <w:noProof/>
-              <w:sz w:val="22"/>
+              <w:sz w:val="21"/>
               <w:szCs w:val="24"/>
               <w14:ligatures w14:val="standardContextual"/>
             </w:rPr>
           </w:pPr>
-          <w:hyperlink w:anchor="_Toc189558003" w:history="1">
+          <w:hyperlink w:anchor="_Toc231573919" w:history="1">
             <w:r>
               <w:rPr>
                 <w:rStyle w:val="aff0"/>
@@ -832,7 +838,7 @@
               <w:rPr>
                 <w:rFonts w:asciiTheme="minorHAnsi" w:eastAsiaTheme="minorEastAsia" w:hAnsiTheme="minorHAnsi" w:cstheme="minorBidi"/>
                 <w:noProof/>
-                <w:sz w:val="22"/>
+                <w:sz w:val="21"/>
                 <w:szCs w:val="24"/>
                 <w14:ligatures w14:val="standardContextual"/>
               </w:rPr>
@@ -864,7 +870,7 @@
                 <w:noProof/>
                 <w:webHidden/>
               </w:rPr>
-              <w:instrText xml:space="preserve"> PAGEREF _Toc189558003 \h </w:instrText>
+              <w:instrText xml:space="preserve"> PAGEREF _Toc231573919 \h </w:instrText>
             </w:r>
             <w:r>
               <w:rPr>
@@ -899,17 +905,17 @@
           <w:pPr>
             <w:pStyle w:val="11"/>
             <w:tabs>
-              <w:tab w:val="left" w:pos="1100"/>
+              <w:tab w:val="left" w:pos="1050"/>
             </w:tabs>
             <w:rPr>
               <w:rFonts w:asciiTheme="minorHAnsi" w:eastAsiaTheme="minorEastAsia" w:hAnsiTheme="minorHAnsi" w:cstheme="minorBidi"/>
               <w:noProof/>
-              <w:sz w:val="22"/>
+              <w:sz w:val="21"/>
               <w:szCs w:val="24"/>
               <w14:ligatures w14:val="standardContextual"/>
             </w:rPr>
           </w:pPr>
-          <w:hyperlink w:anchor="_Toc189558004" w:history="1">
+          <w:hyperlink w:anchor="_Toc231573920" w:history="1">
             <w:r>
               <w:rPr>
                 <w:rStyle w:val="aff0"/>
@@ -921,7 +927,7 @@
               <w:rPr>
                 <w:rFonts w:asciiTheme="minorHAnsi" w:eastAsiaTheme="minorEastAsia" w:hAnsiTheme="minorHAnsi" w:cstheme="minorBidi"/>
                 <w:noProof/>
-                <w:sz w:val="22"/>
+                <w:sz w:val="21"/>
                 <w:szCs w:val="24"/>
                 <w14:ligatures w14:val="standardContextual"/>
               </w:rPr>
@@ -953,7 +959,7 @@
                 <w:noProof/>
                 <w:webHidden/>
               </w:rPr>
-              <w:instrText xml:space="preserve"> PAGEREF _Toc189558004 \h </w:instrText>
+              <w:instrText xml:space="preserve"> PAGEREF _Toc231573920 \h </w:instrText>
             </w:r>
             <w:r>
               <w:rPr>
@@ -973,7 +979,7 @@
                 <w:noProof/>
                 <w:webHidden/>
               </w:rPr>
-              <w:t>6</w:t>
+              <w:t>7</w:t>
             </w:r>
             <w:r>
               <w:rPr>
@@ -988,17 +994,17 @@
           <w:pPr>
             <w:pStyle w:val="21"/>
             <w:tabs>
-              <w:tab w:val="left" w:pos="1320"/>
+              <w:tab w:val="left" w:pos="1260"/>
             </w:tabs>
             <w:rPr>
               <w:rFonts w:asciiTheme="minorHAnsi" w:eastAsiaTheme="minorEastAsia" w:hAnsiTheme="minorHAnsi" w:cstheme="minorBidi"/>
               <w:noProof/>
-              <w:sz w:val="22"/>
+              <w:sz w:val="21"/>
               <w:szCs w:val="24"/>
               <w14:ligatures w14:val="standardContextual"/>
             </w:rPr>
           </w:pPr>
-          <w:hyperlink w:anchor="_Toc189558005" w:history="1">
+          <w:hyperlink w:anchor="_Toc231573921" w:history="1">
             <w:r>
               <w:rPr>
                 <w:rStyle w:val="aff0"/>
@@ -1010,7 +1016,7 @@
               <w:rPr>
                 <w:rFonts w:asciiTheme="minorHAnsi" w:eastAsiaTheme="minorEastAsia" w:hAnsiTheme="minorHAnsi" w:cstheme="minorBidi"/>
                 <w:noProof/>
-                <w:sz w:val="22"/>
+                <w:sz w:val="21"/>
                 <w:szCs w:val="24"/>
                 <w14:ligatures w14:val="standardContextual"/>
               </w:rPr>
@@ -1042,7 +1048,7 @@
                 <w:noProof/>
                 <w:webHidden/>
               </w:rPr>
-              <w:instrText xml:space="preserve"> PAGEREF _Toc189558005 \h </w:instrText>
+              <w:instrText xml:space="preserve"> PAGEREF _Toc231573921 \h </w:instrText>
             </w:r>
             <w:r>
               <w:rPr>
@@ -1062,7 +1068,7 @@
                 <w:noProof/>
                 <w:webHidden/>
               </w:rPr>
-              <w:t>6</w:t>
+              <w:t>7</w:t>
             </w:r>
             <w:r>
               <w:rPr>
@@ -1077,17 +1083,17 @@
           <w:pPr>
             <w:pStyle w:val="21"/>
             <w:tabs>
-              <w:tab w:val="left" w:pos="1320"/>
+              <w:tab w:val="left" w:pos="1260"/>
             </w:tabs>
             <w:rPr>
               <w:rFonts w:asciiTheme="minorHAnsi" w:eastAsiaTheme="minorEastAsia" w:hAnsiTheme="minorHAnsi" w:cstheme="minorBidi"/>
               <w:noProof/>
-              <w:sz w:val="22"/>
+              <w:sz w:val="21"/>
               <w:szCs w:val="24"/>
               <w14:ligatures w14:val="standardContextual"/>
             </w:rPr>
           </w:pPr>
-          <w:hyperlink w:anchor="_Toc189558006" w:history="1">
+          <w:hyperlink w:anchor="_Toc231573922" w:history="1">
             <w:r>
               <w:rPr>
                 <w:rStyle w:val="aff0"/>
@@ -1099,7 +1105,7 @@
               <w:rPr>
                 <w:rFonts w:asciiTheme="minorHAnsi" w:eastAsiaTheme="minorEastAsia" w:hAnsiTheme="minorHAnsi" w:cstheme="minorBidi"/>
                 <w:noProof/>
-                <w:sz w:val="22"/>
+                <w:sz w:val="21"/>
                 <w:szCs w:val="24"/>
                 <w14:ligatures w14:val="standardContextual"/>
               </w:rPr>
@@ -1131,7 +1137,7 @@
                 <w:noProof/>
                 <w:webHidden/>
               </w:rPr>
-              <w:instrText xml:space="preserve"> PAGEREF _Toc189558006 \h </w:instrText>
+              <w:instrText xml:space="preserve"> PAGEREF _Toc231573922 \h </w:instrText>
             </w:r>
             <w:r>
               <w:rPr>
@@ -1151,7 +1157,7 @@
                 <w:noProof/>
                 <w:webHidden/>
               </w:rPr>
-              <w:t>7</w:t>
+              <w:t>8</w:t>
             </w:r>
             <w:r>
               <w:rPr>
@@ -1166,17 +1172,17 @@
           <w:pPr>
             <w:pStyle w:val="11"/>
             <w:tabs>
-              <w:tab w:val="left" w:pos="1100"/>
+              <w:tab w:val="left" w:pos="1050"/>
             </w:tabs>
             <w:rPr>
               <w:rFonts w:asciiTheme="minorHAnsi" w:eastAsiaTheme="minorEastAsia" w:hAnsiTheme="minorHAnsi" w:cstheme="minorBidi"/>
               <w:noProof/>
-              <w:sz w:val="22"/>
+              <w:sz w:val="21"/>
               <w:szCs w:val="24"/>
               <w14:ligatures w14:val="standardContextual"/>
             </w:rPr>
           </w:pPr>
-          <w:hyperlink w:anchor="_Toc189558007" w:history="1">
+          <w:hyperlink w:anchor="_Toc231573923" w:history="1">
             <w:r>
               <w:rPr>
                 <w:rStyle w:val="aff0"/>
@@ -1188,7 +1194,7 @@
               <w:rPr>
                 <w:rFonts w:asciiTheme="minorHAnsi" w:eastAsiaTheme="minorEastAsia" w:hAnsiTheme="minorHAnsi" w:cstheme="minorBidi"/>
                 <w:noProof/>
-                <w:sz w:val="22"/>
+                <w:sz w:val="21"/>
                 <w:szCs w:val="24"/>
                 <w14:ligatures w14:val="standardContextual"/>
               </w:rPr>
@@ -1220,7 +1226,7 @@
                 <w:noProof/>
                 <w:webHidden/>
               </w:rPr>
-              <w:instrText xml:space="preserve"> PAGEREF _Toc189558007 \h </w:instrText>
+              <w:instrText xml:space="preserve"> PAGEREF _Toc231573923 \h </w:instrText>
             </w:r>
             <w:r>
               <w:rPr>
@@ -1240,7 +1246,7 @@
                 <w:noProof/>
                 <w:webHidden/>
               </w:rPr>
-              <w:t>7</w:t>
+              <w:t>8</w:t>
             </w:r>
             <w:r>
               <w:rPr>
@@ -1255,17 +1261,17 @@
           <w:pPr>
             <w:pStyle w:val="21"/>
             <w:tabs>
-              <w:tab w:val="left" w:pos="1320"/>
+              <w:tab w:val="left" w:pos="1260"/>
             </w:tabs>
             <w:rPr>
               <w:rFonts w:asciiTheme="minorHAnsi" w:eastAsiaTheme="minorEastAsia" w:hAnsiTheme="minorHAnsi" w:cstheme="minorBidi"/>
               <w:noProof/>
-              <w:sz w:val="22"/>
+              <w:sz w:val="21"/>
               <w:szCs w:val="24"/>
               <w14:ligatures w14:val="standardContextual"/>
             </w:rPr>
           </w:pPr>
-          <w:hyperlink w:anchor="_Toc189558008" w:history="1">
+          <w:hyperlink w:anchor="_Toc231573924" w:history="1">
             <w:r>
               <w:rPr>
                 <w:rStyle w:val="aff0"/>
@@ -1277,7 +1283,7 @@
               <w:rPr>
                 <w:rFonts w:asciiTheme="minorHAnsi" w:eastAsiaTheme="minorEastAsia" w:hAnsiTheme="minorHAnsi" w:cstheme="minorBidi"/>
                 <w:noProof/>
-                <w:sz w:val="22"/>
+                <w:sz w:val="21"/>
                 <w:szCs w:val="24"/>
                 <w14:ligatures w14:val="standardContextual"/>
               </w:rPr>
@@ -1309,7 +1315,7 @@
                 <w:noProof/>
                 <w:webHidden/>
               </w:rPr>
-              <w:instrText xml:space="preserve"> PAGEREF _Toc189558008 \h </w:instrText>
+              <w:instrText xml:space="preserve"> PAGEREF _Toc231573924 \h </w:instrText>
             </w:r>
             <w:r>
               <w:rPr>
@@ -1329,7 +1335,7 @@
                 <w:noProof/>
                 <w:webHidden/>
               </w:rPr>
-              <w:t>7</w:t>
+              <w:t>8</w:t>
             </w:r>
             <w:r>
               <w:rPr>
@@ -1344,18 +1350,18 @@
           <w:pPr>
             <w:pStyle w:val="31"/>
             <w:tabs>
-              <w:tab w:val="left" w:pos="1320"/>
+              <w:tab w:val="left" w:pos="1260"/>
               <w:tab w:val="right" w:leader="dot" w:pos="8494"/>
             </w:tabs>
             <w:rPr>
               <w:rFonts w:asciiTheme="minorHAnsi" w:eastAsiaTheme="minorEastAsia" w:hAnsiTheme="minorHAnsi" w:cstheme="minorBidi"/>
               <w:noProof/>
-              <w:sz w:val="22"/>
+              <w:sz w:val="21"/>
               <w:szCs w:val="24"/>
               <w14:ligatures w14:val="standardContextual"/>
             </w:rPr>
           </w:pPr>
-          <w:hyperlink w:anchor="_Toc189558009" w:history="1">
+          <w:hyperlink w:anchor="_Toc231573925" w:history="1">
             <w:r>
               <w:rPr>
                 <w:rStyle w:val="aff0"/>
@@ -1367,7 +1373,7 @@
               <w:rPr>
                 <w:rFonts w:asciiTheme="minorHAnsi" w:eastAsiaTheme="minorEastAsia" w:hAnsiTheme="minorHAnsi" w:cstheme="minorBidi"/>
                 <w:noProof/>
-                <w:sz w:val="22"/>
+                <w:sz w:val="21"/>
                 <w:szCs w:val="24"/>
                 <w14:ligatures w14:val="standardContextual"/>
               </w:rPr>
@@ -1399,7 +1405,7 @@
                 <w:noProof/>
                 <w:webHidden/>
               </w:rPr>
-              <w:instrText xml:space="preserve"> PAGEREF _Toc189558009 \h </w:instrText>
+              <w:instrText xml:space="preserve"> PAGEREF _Toc231573925 \h </w:instrText>
             </w:r>
             <w:r>
               <w:rPr>
@@ -1419,7 +1425,7 @@
                 <w:noProof/>
                 <w:webHidden/>
               </w:rPr>
-              <w:t>7</w:t>
+              <w:t>8</w:t>
             </w:r>
             <w:r>
               <w:rPr>
@@ -1434,18 +1440,18 @@
           <w:pPr>
             <w:pStyle w:val="31"/>
             <w:tabs>
-              <w:tab w:val="left" w:pos="1320"/>
+              <w:tab w:val="left" w:pos="1260"/>
               <w:tab w:val="right" w:leader="dot" w:pos="8494"/>
             </w:tabs>
             <w:rPr>
               <w:rFonts w:asciiTheme="minorHAnsi" w:eastAsiaTheme="minorEastAsia" w:hAnsiTheme="minorHAnsi" w:cstheme="minorBidi"/>
               <w:noProof/>
-              <w:sz w:val="22"/>
+              <w:sz w:val="21"/>
               <w:szCs w:val="24"/>
               <w14:ligatures w14:val="standardContextual"/>
             </w:rPr>
           </w:pPr>
-          <w:hyperlink w:anchor="_Toc189558010" w:history="1">
+          <w:hyperlink w:anchor="_Toc231573926" w:history="1">
             <w:r>
               <w:rPr>
                 <w:rStyle w:val="aff0"/>
@@ -1457,7 +1463,7 @@
               <w:rPr>
                 <w:rFonts w:asciiTheme="minorHAnsi" w:eastAsiaTheme="minorEastAsia" w:hAnsiTheme="minorHAnsi" w:cstheme="minorBidi"/>
                 <w:noProof/>
-                <w:sz w:val="22"/>
+                <w:sz w:val="21"/>
                 <w:szCs w:val="24"/>
                 <w14:ligatures w14:val="standardContextual"/>
               </w:rPr>
@@ -1489,7 +1495,7 @@
                 <w:noProof/>
                 <w:webHidden/>
               </w:rPr>
-              <w:instrText xml:space="preserve"> PAGEREF _Toc189558010 \h </w:instrText>
+              <w:instrText xml:space="preserve"> PAGEREF _Toc231573926 \h </w:instrText>
             </w:r>
             <w:r>
               <w:rPr>
@@ -1524,17 +1530,17 @@
           <w:pPr>
             <w:pStyle w:val="21"/>
             <w:tabs>
-              <w:tab w:val="left" w:pos="1320"/>
+              <w:tab w:val="left" w:pos="1260"/>
             </w:tabs>
             <w:rPr>
               <w:rFonts w:asciiTheme="minorHAnsi" w:eastAsiaTheme="minorEastAsia" w:hAnsiTheme="minorHAnsi" w:cstheme="minorBidi"/>
               <w:noProof/>
-              <w:sz w:val="22"/>
+              <w:sz w:val="21"/>
               <w:szCs w:val="24"/>
               <w14:ligatures w14:val="standardContextual"/>
             </w:rPr>
           </w:pPr>
-          <w:hyperlink w:anchor="_Toc189558011" w:history="1">
+          <w:hyperlink w:anchor="_Toc231573927" w:history="1">
             <w:r>
               <w:rPr>
                 <w:rStyle w:val="aff0"/>
@@ -1546,7 +1552,7 @@
               <w:rPr>
                 <w:rFonts w:asciiTheme="minorHAnsi" w:eastAsiaTheme="minorEastAsia" w:hAnsiTheme="minorHAnsi" w:cstheme="minorBidi"/>
                 <w:noProof/>
-                <w:sz w:val="22"/>
+                <w:sz w:val="21"/>
                 <w:szCs w:val="24"/>
                 <w14:ligatures w14:val="standardContextual"/>
               </w:rPr>
@@ -1578,7 +1584,7 @@
                 <w:noProof/>
                 <w:webHidden/>
               </w:rPr>
-              <w:instrText xml:space="preserve"> PAGEREF _Toc189558011 \h </w:instrText>
+              <w:instrText xml:space="preserve"> PAGEREF _Toc231573927 \h </w:instrText>
             </w:r>
             <w:r>
               <w:rPr>
@@ -1613,17 +1619,17 @@
           <w:pPr>
             <w:pStyle w:val="21"/>
             <w:tabs>
-              <w:tab w:val="left" w:pos="1320"/>
+              <w:tab w:val="left" w:pos="1260"/>
             </w:tabs>
             <w:rPr>
               <w:rFonts w:asciiTheme="minorHAnsi" w:eastAsiaTheme="minorEastAsia" w:hAnsiTheme="minorHAnsi" w:cstheme="minorBidi"/>
               <w:noProof/>
-              <w:sz w:val="22"/>
+              <w:sz w:val="21"/>
               <w:szCs w:val="24"/>
               <w14:ligatures w14:val="standardContextual"/>
             </w:rPr>
           </w:pPr>
-          <w:hyperlink w:anchor="_Toc189558012" w:history="1">
+          <w:hyperlink w:anchor="_Toc231573928" w:history="1">
             <w:r>
               <w:rPr>
                 <w:rStyle w:val="aff0"/>
@@ -1635,7 +1641,7 @@
               <w:rPr>
                 <w:rFonts w:asciiTheme="minorHAnsi" w:eastAsiaTheme="minorEastAsia" w:hAnsiTheme="minorHAnsi" w:cstheme="minorBidi"/>
                 <w:noProof/>
-                <w:sz w:val="22"/>
+                <w:sz w:val="21"/>
                 <w:szCs w:val="24"/>
                 <w14:ligatures w14:val="standardContextual"/>
               </w:rPr>
@@ -1667,7 +1673,7 @@
                 <w:noProof/>
                 <w:webHidden/>
               </w:rPr>
-              <w:instrText xml:space="preserve"> PAGEREF _Toc189558012 \h </w:instrText>
+              <w:instrText xml:space="preserve"> PAGEREF _Toc231573928 \h </w:instrText>
             </w:r>
             <w:r>
               <w:rPr>
@@ -1702,17 +1708,17 @@
           <w:pPr>
             <w:pStyle w:val="21"/>
             <w:tabs>
-              <w:tab w:val="left" w:pos="1320"/>
+              <w:tab w:val="left" w:pos="1260"/>
             </w:tabs>
             <w:rPr>
               <w:rFonts w:asciiTheme="minorHAnsi" w:eastAsiaTheme="minorEastAsia" w:hAnsiTheme="minorHAnsi" w:cstheme="minorBidi"/>
               <w:noProof/>
-              <w:sz w:val="22"/>
+              <w:sz w:val="21"/>
               <w:szCs w:val="24"/>
               <w14:ligatures w14:val="standardContextual"/>
             </w:rPr>
           </w:pPr>
-          <w:hyperlink w:anchor="_Toc189558013" w:history="1">
+          <w:hyperlink w:anchor="_Toc231573929" w:history="1">
             <w:r>
               <w:rPr>
                 <w:rStyle w:val="aff0"/>
@@ -1724,7 +1730,7 @@
               <w:rPr>
                 <w:rFonts w:asciiTheme="minorHAnsi" w:eastAsiaTheme="minorEastAsia" w:hAnsiTheme="minorHAnsi" w:cstheme="minorBidi"/>
                 <w:noProof/>
-                <w:sz w:val="22"/>
+                <w:sz w:val="21"/>
                 <w:szCs w:val="24"/>
                 <w14:ligatures w14:val="standardContextual"/>
               </w:rPr>
@@ -1756,7 +1762,7 @@
                 <w:noProof/>
                 <w:webHidden/>
               </w:rPr>
-              <w:instrText xml:space="preserve"> PAGEREF _Toc189558013 \h </w:instrText>
+              <w:instrText xml:space="preserve"> PAGEREF _Toc231573929 \h </w:instrText>
             </w:r>
             <w:r>
               <w:rPr>
@@ -1776,7 +1782,7 @@
                 <w:noProof/>
                 <w:webHidden/>
               </w:rPr>
-              <w:t>9</w:t>
+              <w:t>10</w:t>
             </w:r>
             <w:r>
               <w:rPr>
@@ -1791,17 +1797,17 @@
           <w:pPr>
             <w:pStyle w:val="11"/>
             <w:tabs>
-              <w:tab w:val="left" w:pos="1100"/>
+              <w:tab w:val="left" w:pos="1050"/>
             </w:tabs>
             <w:rPr>
               <w:rFonts w:asciiTheme="minorHAnsi" w:eastAsiaTheme="minorEastAsia" w:hAnsiTheme="minorHAnsi" w:cstheme="minorBidi"/>
               <w:noProof/>
-              <w:sz w:val="22"/>
+              <w:sz w:val="21"/>
               <w:szCs w:val="24"/>
               <w14:ligatures w14:val="standardContextual"/>
             </w:rPr>
           </w:pPr>
-          <w:hyperlink w:anchor="_Toc189558014" w:history="1">
+          <w:hyperlink w:anchor="_Toc231573930" w:history="1">
             <w:r>
               <w:rPr>
                 <w:rStyle w:val="aff0"/>
@@ -1813,7 +1819,7 @@
               <w:rPr>
                 <w:rFonts w:asciiTheme="minorHAnsi" w:eastAsiaTheme="minorEastAsia" w:hAnsiTheme="minorHAnsi" w:cstheme="minorBidi"/>
                 <w:noProof/>
-                <w:sz w:val="22"/>
+                <w:sz w:val="21"/>
                 <w:szCs w:val="24"/>
                 <w14:ligatures w14:val="standardContextual"/>
               </w:rPr>
@@ -1845,7 +1851,7 @@
                 <w:noProof/>
                 <w:webHidden/>
               </w:rPr>
-              <w:instrText xml:space="preserve"> PAGEREF _Toc189558014 \h </w:instrText>
+              <w:instrText xml:space="preserve"> PAGEREF _Toc231573930 \h </w:instrText>
             </w:r>
             <w:r>
               <w:rPr>
@@ -1880,17 +1886,17 @@
           <w:pPr>
             <w:pStyle w:val="11"/>
             <w:tabs>
-              <w:tab w:val="left" w:pos="1100"/>
+              <w:tab w:val="left" w:pos="1050"/>
             </w:tabs>
             <w:rPr>
               <w:rFonts w:asciiTheme="minorHAnsi" w:eastAsiaTheme="minorEastAsia" w:hAnsiTheme="minorHAnsi" w:cstheme="minorBidi"/>
               <w:noProof/>
-              <w:sz w:val="22"/>
+              <w:sz w:val="21"/>
               <w:szCs w:val="24"/>
               <w14:ligatures w14:val="standardContextual"/>
             </w:rPr>
           </w:pPr>
-          <w:hyperlink w:anchor="_Toc189558015" w:history="1">
+          <w:hyperlink w:anchor="_Toc231573931" w:history="1">
             <w:r>
               <w:rPr>
                 <w:rStyle w:val="aff0"/>
@@ -1902,7 +1908,7 @@
               <w:rPr>
                 <w:rFonts w:asciiTheme="minorHAnsi" w:eastAsiaTheme="minorEastAsia" w:hAnsiTheme="minorHAnsi" w:cstheme="minorBidi"/>
                 <w:noProof/>
-                <w:sz w:val="22"/>
+                <w:sz w:val="21"/>
                 <w:szCs w:val="24"/>
                 <w14:ligatures w14:val="standardContextual"/>
               </w:rPr>
@@ -1934,7 +1940,7 @@
                 <w:noProof/>
                 <w:webHidden/>
               </w:rPr>
-              <w:instrText xml:space="preserve"> PAGEREF _Toc189558015 \h </w:instrText>
+              <w:instrText xml:space="preserve"> PAGEREF _Toc231573931 \h </w:instrText>
             </w:r>
             <w:r>
               <w:rPr>
@@ -1954,7 +1960,7 @@
                 <w:noProof/>
                 <w:webHidden/>
               </w:rPr>
-              <w:t>10</w:t>
+              <w:t>11</w:t>
             </w:r>
             <w:r>
               <w:rPr>
@@ -2000,7 +2006,7 @@
         <w:pStyle w:val="1"/>
         <w:spacing w:before="360"/>
       </w:pPr>
-      <w:bookmarkStart w:id="8" w:name="_Toc189557997"/>
+      <w:bookmarkStart w:id="8" w:name="_Toc231573913"/>
       <w:r>
         <w:rPr>
           <w:rFonts w:hint="eastAsia"/>
@@ -2016,7 +2022,7 @@
         <w:spacing w:before="360"/>
       </w:pPr>
       <w:bookmarkStart w:id="9" w:name="_Toc16753973"/>
-      <w:bookmarkStart w:id="10" w:name="_Toc189557998"/>
+      <w:bookmarkStart w:id="10" w:name="_Toc231573914"/>
       <w:bookmarkEnd w:id="9"/>
       <w:r>
         <w:rPr>
@@ -2115,7 +2121,7 @@
         <w:pStyle w:val="2"/>
         <w:spacing w:before="360"/>
       </w:pPr>
-      <w:bookmarkStart w:id="11" w:name="_Toc189557999"/>
+      <w:bookmarkStart w:id="11" w:name="_Toc231573915"/>
       <w:r>
         <w:rPr>
           <w:rFonts w:hint="eastAsia"/>
@@ -2428,7 +2434,7 @@
         <w:pStyle w:val="2"/>
         <w:spacing w:before="360"/>
       </w:pPr>
-      <w:bookmarkStart w:id="12" w:name="_Toc189558000"/>
+      <w:bookmarkStart w:id="12" w:name="_Toc231573916"/>
       <w:r>
         <w:rPr>
           <w:rFonts w:hint="eastAsia"/>
@@ -2630,7 +2636,7 @@
         <w:pStyle w:val="1"/>
         <w:spacing w:before="360"/>
       </w:pPr>
-      <w:bookmarkStart w:id="13" w:name="_Toc189558001"/>
+      <w:bookmarkStart w:id="13" w:name="_Toc231573917"/>
       <w:r>
         <w:rPr>
           <w:rFonts w:hint="eastAsia"/>
@@ -2645,7 +2651,7 @@
         <w:pStyle w:val="2"/>
         <w:spacing w:before="360"/>
       </w:pPr>
-      <w:bookmarkStart w:id="14" w:name="_Toc189558002"/>
+      <w:bookmarkStart w:id="14" w:name="_Toc231573918"/>
       <w:r>
         <w:rPr>
           <w:rFonts w:hint="eastAsia"/>
@@ -2817,6 +2823,12 @@
         <w:rPr>
           <w:rFonts w:hint="eastAsia"/>
         </w:rPr>
+        <w:t>に</w:t>
+      </w:r>
+      <w:r>
+        <w:rPr>
+          <w:rFonts w:hint="eastAsia"/>
+        </w:rPr>
         <w:t>より、</w:t>
       </w:r>
       <w:r>
@@ -2861,7 +2873,7 @@
         <w:pStyle w:val="2"/>
         <w:spacing w:before="360"/>
       </w:pPr>
-      <w:bookmarkStart w:id="15" w:name="_Toc189558003"/>
+      <w:bookmarkStart w:id="15" w:name="_Toc231573919"/>
       <w:bookmarkStart w:id="16" w:name="_Toc10185902"/>
       <w:r>
         <w:rPr>
@@ -3081,7 +3093,7 @@
                     </pic:cNvPicPr>
                   </pic:nvPicPr>
                   <pic:blipFill>
-                    <a:blip r:embed="rId8">
+                    <a:blip r:embed="rId11">
                       <a:extLst>
                         <a:ext uri="{28A0092B-C50C-407E-A947-70E740481C1C}">
                           <a14:useLocalDpi xmlns:a14="http://schemas.microsoft.com/office/drawing/2010/main" val="0"/>
@@ -3245,7 +3257,7 @@
                     </pic:cNvPicPr>
                   </pic:nvPicPr>
                   <pic:blipFill>
-                    <a:blip r:embed="rId9">
+                    <a:blip r:embed="rId12">
                       <a:extLst>
                         <a:ext uri="{28A0092B-C50C-407E-A947-70E740481C1C}">
                           <a14:useLocalDpi xmlns:a14="http://schemas.microsoft.com/office/drawing/2010/main" val="0"/>
@@ -3403,7 +3415,7 @@
                     </pic:cNvPicPr>
                   </pic:nvPicPr>
                   <pic:blipFill>
-                    <a:blip r:embed="rId10">
+                    <a:blip r:embed="rId13">
                       <a:extLst>
                         <a:ext uri="{28A0092B-C50C-407E-A947-70E740481C1C}">
                           <a14:useLocalDpi xmlns:a14="http://schemas.microsoft.com/office/drawing/2010/main" val="0"/>
@@ -3635,7 +3647,7 @@
                     </pic:cNvPicPr>
                   </pic:nvPicPr>
                   <pic:blipFill>
-                    <a:blip r:embed="rId11">
+                    <a:blip r:embed="rId14">
                       <a:extLst>
                         <a:ext uri="{28A0092B-C50C-407E-A947-70E740481C1C}">
                           <a14:useLocalDpi xmlns:a14="http://schemas.microsoft.com/office/drawing/2010/main" val="0"/>
@@ -3717,6 +3729,7 @@
         <w:jc w:val="center"/>
       </w:pPr>
     </w:p>
+    <w:bookmarkEnd w:id="16"/>
     <w:p>
       <w:pPr>
         <w:widowControl/>
@@ -3728,8 +3741,6 @@
           <w:szCs w:val="36"/>
         </w:rPr>
       </w:pPr>
-      <w:bookmarkStart w:id="17" w:name="_Toc189558004"/>
-      <w:bookmarkEnd w:id="16"/>
       <w:r>
         <w:br w:type="page"/>
       </w:r>
@@ -3739,6 +3750,7 @@
         <w:pStyle w:val="1"/>
         <w:spacing w:before="360"/>
       </w:pPr>
+      <w:bookmarkStart w:id="17" w:name="_Toc231573920"/>
       <w:r>
         <w:rPr>
           <w:rFonts w:hint="eastAsia"/>
@@ -3759,7 +3771,7 @@
         <w:pStyle w:val="2"/>
         <w:spacing w:before="360"/>
       </w:pPr>
-      <w:bookmarkStart w:id="18" w:name="_Toc189558005"/>
+      <w:bookmarkStart w:id="18" w:name="_Toc231573921"/>
       <w:r>
         <w:rPr>
           <w:rFonts w:hint="eastAsia"/>
@@ -3795,15 +3807,18 @@
       </w:r>
     </w:p>
     <w:p>
+      <w:pPr>
+        <w:jc w:val="center"/>
+      </w:pPr>
       <w:r>
         <w:rPr>
           <w:noProof/>
         </w:rPr>
         <w:drawing>
-          <wp:inline distT="0" distB="0" distL="0" distR="0" wp14:anchorId="5841EF8C" wp14:editId="35EA3F0D">
-            <wp:extent cx="5201343" cy="3847795"/>
-            <wp:effectExtent l="0" t="0" r="0" b="635"/>
-            <wp:docPr id="490756666" name="図 2"/>
+          <wp:inline distT="0" distB="0" distL="0" distR="0" wp14:anchorId="73F71C7E" wp14:editId="0DC06B62">
+            <wp:extent cx="3623734" cy="6254508"/>
+            <wp:effectExtent l="0" t="0" r="0" b="0"/>
+            <wp:docPr id="979599580" name="図 1"/>
             <wp:cNvGraphicFramePr>
               <a:graphicFrameLocks xmlns:a="http://schemas.openxmlformats.org/drawingml/2006/main" noChangeAspect="1"/>
             </wp:cNvGraphicFramePr>
@@ -3811,13 +3826,13 @@
               <a:graphicData uri="http://schemas.openxmlformats.org/drawingml/2006/picture">
                 <pic:pic xmlns:pic="http://schemas.openxmlformats.org/drawingml/2006/picture">
                   <pic:nvPicPr>
-                    <pic:cNvPr id="0" name="Picture 2"/>
+                    <pic:cNvPr id="0" name="Picture 1"/>
                     <pic:cNvPicPr>
                       <a:picLocks noChangeAspect="1" noChangeArrowheads="1"/>
                     </pic:cNvPicPr>
                   </pic:nvPicPr>
                   <pic:blipFill>
-                    <a:blip r:embed="rId12">
+                    <a:blip r:embed="rId15" cstate="print">
                       <a:extLst>
                         <a:ext uri="{28A0092B-C50C-407E-A947-70E740481C1C}">
                           <a14:useLocalDpi xmlns:a14="http://schemas.microsoft.com/office/drawing/2010/main" val="0"/>
@@ -3832,7 +3847,7 @@
                   <pic:spPr bwMode="auto">
                     <a:xfrm>
                       <a:off x="0" y="0"/>
-                      <a:ext cx="5209688" cy="3853969"/>
+                      <a:ext cx="3672194" cy="6338149"/>
                     </a:xfrm>
                     <a:prstGeom prst="rect">
                       <a:avLst/>
@@ -3875,11 +3890,12 @@
         <w:pStyle w:val="2"/>
         <w:spacing w:before="360"/>
       </w:pPr>
-      <w:bookmarkStart w:id="19" w:name="_Toc189558006"/>
-      <w:r>
-        <w:rPr>
-          <w:rFonts w:hint="eastAsia"/>
-        </w:rPr>
+      <w:bookmarkStart w:id="19" w:name="_Toc231573922"/>
+      <w:r>
+        <w:rPr>
+          <w:rFonts w:hint="eastAsia"/>
+        </w:rPr>
+        <w:lastRenderedPageBreak/>
         <w:t>データモデルの項目定義</w:t>
       </w:r>
       <w:bookmarkEnd w:id="19"/>
@@ -3908,6 +3924,12 @@
         <w:rPr>
           <w:rFonts w:hint="eastAsia"/>
         </w:rPr>
+        <w:t>x</w:t>
+      </w:r>
+      <w:r>
+        <w:rPr>
+          <w:rFonts w:hint="eastAsia"/>
+        </w:rPr>
         <w:t>」を</w:t>
       </w:r>
       <w:r>
@@ -3955,21 +3977,17 @@
           <w:szCs w:val="36"/>
         </w:rPr>
       </w:pPr>
-      <w:bookmarkStart w:id="20" w:name="_Toc189558007"/>
-      <w:r>
-        <w:br w:type="page"/>
-      </w:r>
     </w:p>
     <w:p>
       <w:pPr>
         <w:pStyle w:val="1"/>
         <w:spacing w:before="360"/>
       </w:pPr>
-      <w:r>
-        <w:rPr>
-          <w:rFonts w:hint="eastAsia"/>
-        </w:rPr>
-        <w:lastRenderedPageBreak/>
+      <w:bookmarkStart w:id="20" w:name="_Toc231573923"/>
+      <w:r>
+        <w:rPr>
+          <w:rFonts w:hint="eastAsia"/>
+        </w:rPr>
         <w:t>活用場面イメージ</w:t>
       </w:r>
       <w:bookmarkEnd w:id="20"/>
@@ -3979,7 +3997,7 @@
         <w:pStyle w:val="2"/>
         <w:spacing w:before="360"/>
       </w:pPr>
-      <w:bookmarkStart w:id="21" w:name="_Toc189558008"/>
+      <w:bookmarkStart w:id="21" w:name="_Toc231573924"/>
       <w:r>
         <w:rPr>
           <w:rFonts w:hint="eastAsia"/>
@@ -4006,7 +4024,7 @@
       <w:pPr>
         <w:pStyle w:val="3"/>
       </w:pPr>
-      <w:bookmarkStart w:id="22" w:name="_Toc189558009"/>
+      <w:bookmarkStart w:id="22" w:name="_Toc231573925"/>
       <w:r>
         <w:rPr>
           <w:rFonts w:hint="eastAsia"/>
@@ -4057,7 +4075,7 @@
       <w:pPr>
         <w:pStyle w:val="3"/>
       </w:pPr>
-      <w:bookmarkStart w:id="23" w:name="_Toc189558010"/>
+      <w:bookmarkStart w:id="23" w:name="_Toc231573926"/>
       <w:r>
         <w:rPr>
           <w:rFonts w:hint="eastAsia"/>
@@ -4097,7 +4115,7 @@
         <w:pStyle w:val="2"/>
         <w:spacing w:before="360"/>
       </w:pPr>
-      <w:bookmarkStart w:id="24" w:name="_Toc189558011"/>
+      <w:bookmarkStart w:id="24" w:name="_Toc231573927"/>
       <w:r>
         <w:rPr>
           <w:rFonts w:hint="eastAsia"/>
@@ -4516,6 +4534,7 @@
               <w:rPr>
                 <w:rFonts w:hint="eastAsia"/>
               </w:rPr>
+              <w:lastRenderedPageBreak/>
               <w:t>イベント</w:t>
             </w:r>
             <w:r>
@@ -4821,7 +4840,6 @@
               <w:rPr>
                 <w:rFonts w:hint="eastAsia"/>
               </w:rPr>
-              <w:lastRenderedPageBreak/>
               <w:t>終了</w:t>
             </w:r>
             <w:r>
@@ -5185,7 +5203,7 @@
         <w:pStyle w:val="2"/>
         <w:spacing w:before="360"/>
       </w:pPr>
-      <w:bookmarkStart w:id="25" w:name="_Toc189558012"/>
+      <w:bookmarkStart w:id="25" w:name="_Toc231573928"/>
       <w:r>
         <w:rPr>
           <w:rFonts w:hint="eastAsia"/>
@@ -5271,7 +5289,13 @@
         <w:rPr>
           <w:rFonts w:hint="eastAsia"/>
         </w:rPr>
-        <w:t>表3</w:t>
+        <w:t>表</w:t>
+      </w:r>
+      <w:r>
+        <w:rPr>
+          <w:rFonts w:hint="eastAsia"/>
+        </w:rPr>
+        <w:t>2</w:t>
       </w:r>
       <w:r>
         <w:t xml:space="preserve"> </w:t>
@@ -5738,6 +5762,7 @@
               <w:rPr>
                 <w:rFonts w:hint="eastAsia"/>
               </w:rPr>
+              <w:lastRenderedPageBreak/>
               <w:t>終了</w:t>
             </w:r>
             <w:r>
@@ -6002,7 +6027,6 @@
               <w:rPr>
                 <w:rFonts w:hint="eastAsia"/>
               </w:rPr>
-              <w:lastRenderedPageBreak/>
               <w:t>連絡先</w:t>
             </w:r>
           </w:p>
@@ -6165,7 +6189,7 @@
         <w:pStyle w:val="2"/>
         <w:spacing w:before="360"/>
       </w:pPr>
-      <w:bookmarkStart w:id="26" w:name="_Toc189558013"/>
+      <w:bookmarkStart w:id="26" w:name="_Toc231573929"/>
       <w:r>
         <w:rPr>
           <w:rFonts w:hint="eastAsia"/>
@@ -6245,7 +6269,13 @@
         <w:rPr>
           <w:rFonts w:hint="eastAsia"/>
         </w:rPr>
-        <w:t>表4</w:t>
+        <w:t>表</w:t>
+      </w:r>
+      <w:r>
+        <w:rPr>
+          <w:rFonts w:hint="eastAsia"/>
+        </w:rPr>
+        <w:t>3</w:t>
       </w:r>
       <w:r>
         <w:t xml:space="preserve"> </w:t>
@@ -6636,7 +6666,7 @@
         <w:spacing w:before="360"/>
       </w:pPr>
       <w:bookmarkStart w:id="27" w:name="_Toc96970744"/>
-      <w:bookmarkStart w:id="28" w:name="_Toc189558014"/>
+      <w:bookmarkStart w:id="28" w:name="_Toc231573930"/>
       <w:bookmarkStart w:id="29" w:name="_Toc95160603"/>
       <w:r>
         <w:rPr>
@@ -6655,7 +6685,13 @@
         <w:t>全体概要図として掲載したクラス図について、大きなサイズのものは別添の「</w:t>
       </w:r>
       <w:r>
-        <w:t>451-5-1_イベントデータモデル_クラス図.pdf</w:t>
+        <w:t>451-5-1_イベントデータモデル_クラス図.</w:t>
+      </w:r>
+      <w:r>
+        <w:rPr>
+          <w:rFonts w:hint="eastAsia"/>
+        </w:rPr>
+        <w:t>svg</w:t>
       </w:r>
       <w:r>
         <w:rPr>
@@ -6675,7 +6711,6 @@
           <w:szCs w:val="36"/>
         </w:rPr>
       </w:pPr>
-      <w:bookmarkStart w:id="30" w:name="_Toc189558015"/>
       <w:r>
         <w:br w:type="page"/>
       </w:r>
@@ -6685,6 +6720,7 @@
         <w:pStyle w:val="1"/>
         <w:spacing w:before="360"/>
       </w:pPr>
+      <w:bookmarkStart w:id="30" w:name="_Toc231573931"/>
       <w:r>
         <w:rPr>
           <w:rFonts w:hint="eastAsia"/>
@@ -6800,7 +6836,6 @@
         <w:tc>
           <w:tcPr>
             <w:tcW w:w="2045" w:type="dxa"/>
-            <w:shd w:val="clear" w:color="auto" w:fill="auto"/>
           </w:tcPr>
           <w:p>
             <w:pPr>
@@ -6817,7 +6852,7 @@
                 <w:sz w:val="18"/>
                 <w:szCs w:val="18"/>
               </w:rPr>
-              <w:t>2025年</w:t>
+              <w:t>2026年</w:t>
             </w:r>
             <w:r>
               <w:rPr>
@@ -6825,7 +6860,7 @@
                 <w:sz w:val="18"/>
                 <w:szCs w:val="18"/>
               </w:rPr>
-              <w:t>3</w:t>
+              <w:t>10</w:t>
             </w:r>
             <w:r>
               <w:rPr>
@@ -6841,7 +6876,7 @@
                 <w:sz w:val="18"/>
                 <w:szCs w:val="18"/>
               </w:rPr>
-              <w:t>25</w:t>
+              <w:t>06</w:t>
             </w:r>
             <w:r>
               <w:rPr>
@@ -6856,7 +6891,6 @@
         <w:tc>
           <w:tcPr>
             <w:tcW w:w="1985" w:type="dxa"/>
-            <w:shd w:val="clear" w:color="auto" w:fill="auto"/>
           </w:tcPr>
           <w:p>
             <w:pPr>
@@ -6873,44 +6907,12 @@
                 <w:szCs w:val="18"/>
               </w:rPr>
               <w:t>3 データモデル</w:t>
-            </w:r>
-          </w:p>
-          <w:p>
-            <w:pPr>
-              <w:ind w:leftChars="0" w:left="0" w:firstLine="0"/>
-              <w:rPr>
-                <w:sz w:val="18"/>
-                <w:szCs w:val="18"/>
-              </w:rPr>
-            </w:pPr>
-            <w:r>
-              <w:rPr>
-                <w:sz w:val="18"/>
-                <w:szCs w:val="18"/>
-              </w:rPr>
-              <w:t>4</w:t>
-            </w:r>
-            <w:r>
-              <w:rPr>
-                <w:rFonts w:hint="eastAsia"/>
-                <w:sz w:val="18"/>
-                <w:szCs w:val="18"/>
-              </w:rPr>
-              <w:t xml:space="preserve"> </w:t>
-            </w:r>
-            <w:r>
-              <w:rPr>
-                <w:sz w:val="18"/>
-                <w:szCs w:val="18"/>
-              </w:rPr>
-              <w:t>活用場面イメージ</w:t>
             </w:r>
           </w:p>
         </w:tc>
         <w:tc>
           <w:tcPr>
             <w:tcW w:w="4104" w:type="dxa"/>
-            <w:shd w:val="clear" w:color="auto" w:fill="auto"/>
           </w:tcPr>
           <w:p>
             <w:pPr>
@@ -6926,124 +6928,7 @@
                 <w:sz w:val="18"/>
                 <w:szCs w:val="18"/>
               </w:rPr>
-              <w:t>コアデータモデル改訂に伴う修正</w:t>
-            </w:r>
-          </w:p>
-        </w:tc>
-      </w:tr>
-      <w:tr>
-        <w:tc>
-          <w:tcPr>
-            <w:tcW w:w="2045" w:type="dxa"/>
-            <w:shd w:val="clear" w:color="auto" w:fill="auto"/>
-          </w:tcPr>
-          <w:p>
-            <w:pPr>
-              <w:ind w:leftChars="0" w:left="0" w:firstLine="0"/>
-              <w:jc w:val="center"/>
-              <w:rPr>
-                <w:sz w:val="18"/>
-                <w:szCs w:val="18"/>
-              </w:rPr>
-            </w:pPr>
-            <w:r>
-              <w:rPr>
-                <w:rFonts w:hint="eastAsia"/>
-                <w:sz w:val="18"/>
-                <w:szCs w:val="18"/>
-              </w:rPr>
-              <w:t>2</w:t>
-            </w:r>
-            <w:r>
-              <w:rPr>
-                <w:sz w:val="18"/>
-                <w:szCs w:val="18"/>
-              </w:rPr>
-              <w:t>022</w:t>
-            </w:r>
-            <w:r>
-              <w:rPr>
-                <w:rFonts w:hint="eastAsia"/>
-                <w:sz w:val="18"/>
-                <w:szCs w:val="18"/>
-              </w:rPr>
-              <w:t>年9月1</w:t>
-            </w:r>
-            <w:r>
-              <w:rPr>
-                <w:sz w:val="18"/>
-                <w:szCs w:val="18"/>
-              </w:rPr>
-              <w:t>2</w:t>
-            </w:r>
-            <w:r>
-              <w:rPr>
-                <w:rFonts w:hint="eastAsia"/>
-                <w:sz w:val="18"/>
-                <w:szCs w:val="18"/>
-              </w:rPr>
-              <w:t>日</w:t>
-            </w:r>
-          </w:p>
-        </w:tc>
-        <w:tc>
-          <w:tcPr>
-            <w:tcW w:w="1985" w:type="dxa"/>
-            <w:shd w:val="clear" w:color="auto" w:fill="auto"/>
-          </w:tcPr>
-          <w:p>
-            <w:pPr>
-              <w:ind w:leftChars="0" w:left="0" w:firstLine="0"/>
-              <w:rPr>
-                <w:sz w:val="18"/>
-                <w:szCs w:val="18"/>
-              </w:rPr>
-            </w:pPr>
-            <w:r>
-              <w:rPr>
-                <w:rFonts w:hint="eastAsia"/>
-                <w:sz w:val="18"/>
-                <w:szCs w:val="18"/>
-              </w:rPr>
-              <w:t>P7 図5</w:t>
-            </w:r>
-            <w:r>
-              <w:rPr>
-                <w:sz w:val="18"/>
-                <w:szCs w:val="18"/>
-              </w:rPr>
-              <w:t xml:space="preserve"> </w:t>
-            </w:r>
-            <w:r>
-              <w:rPr>
-                <w:rFonts w:hint="eastAsia"/>
-                <w:sz w:val="18"/>
-                <w:szCs w:val="18"/>
-              </w:rPr>
-              <w:t>イベントデータモデルの全体構造図（クラス図）</w:t>
-            </w:r>
-          </w:p>
-        </w:tc>
-        <w:tc>
-          <w:tcPr>
-            <w:tcW w:w="4104" w:type="dxa"/>
-            <w:shd w:val="clear" w:color="auto" w:fill="auto"/>
-          </w:tcPr>
-          <w:p>
-            <w:pPr>
-              <w:ind w:leftChars="0" w:left="0" w:firstLine="0"/>
-              <w:rPr>
-                <w:sz w:val="18"/>
-                <w:szCs w:val="18"/>
-              </w:rPr>
-            </w:pPr>
-            <w:r>
-              <w:rPr>
-                <w:rFonts w:hint="eastAsia"/>
-                <w:sz w:val="18"/>
-                <w:szCs w:val="18"/>
-              </w:rPr>
-              <w:t>多目的トイレの呼称を国土交通省のガイドライン（建築物におけるバリアフリーについて）に従いバリアフリートイレに変更</w:t>
+              <w:t>クラス図を更新</w:t>
             </w:r>
           </w:p>
         </w:tc>
@@ -7068,14 +6953,15 @@
                 <w:sz w:val="18"/>
                 <w:szCs w:val="18"/>
               </w:rPr>
-              <w:t>2</w:t>
-            </w:r>
-            <w:r>
-              <w:rPr>
+              <w:t>2025年</w:t>
+            </w:r>
+            <w:r>
+              <w:rPr>
+                <w:rFonts w:hint="eastAsia"/>
                 <w:sz w:val="18"/>
                 <w:szCs w:val="18"/>
               </w:rPr>
-              <w:t>022</w:t>
+              <w:t>3</w:t>
             </w:r>
             <w:r>
               <w:rPr>
@@ -7083,14 +6969,15 @@
                 <w:sz w:val="18"/>
                 <w:szCs w:val="18"/>
               </w:rPr>
-              <w:t>年3月3</w:t>
-            </w:r>
-            <w:r>
-              <w:rPr>
+              <w:t>月</w:t>
+            </w:r>
+            <w:r>
+              <w:rPr>
+                <w:rFonts w:hint="eastAsia"/>
                 <w:sz w:val="18"/>
                 <w:szCs w:val="18"/>
               </w:rPr>
-              <w:t>1</w:t>
+              <w:t>25</w:t>
             </w:r>
             <w:r>
               <w:rPr>
@@ -7120,7 +7007,38 @@
                 <w:sz w:val="18"/>
                 <w:szCs w:val="18"/>
               </w:rPr>
-              <w:t>全体</w:t>
+              <w:t>3 データモデル</w:t>
+            </w:r>
+          </w:p>
+          <w:p>
+            <w:pPr>
+              <w:ind w:leftChars="0" w:left="0" w:firstLine="0"/>
+              <w:rPr>
+                <w:sz w:val="18"/>
+                <w:szCs w:val="18"/>
+              </w:rPr>
+            </w:pPr>
+            <w:r>
+              <w:rPr>
+                <w:sz w:val="18"/>
+                <w:szCs w:val="18"/>
+              </w:rPr>
+              <w:t>4</w:t>
+            </w:r>
+            <w:r>
+              <w:rPr>
+                <w:rFonts w:hint="eastAsia"/>
+                <w:sz w:val="18"/>
+                <w:szCs w:val="18"/>
+              </w:rPr>
+              <w:t xml:space="preserve"> </w:t>
+            </w:r>
+            <w:r>
+              <w:rPr>
+                <w:sz w:val="18"/>
+                <w:szCs w:val="18"/>
+              </w:rPr>
+              <w:t>活用場面イメージ</w:t>
             </w:r>
           </w:p>
         </w:tc>
@@ -7142,7 +7060,7 @@
                 <w:sz w:val="18"/>
                 <w:szCs w:val="18"/>
               </w:rPr>
-              <w:t>正式版決定</w:t>
+              <w:t>コアデータモデル改訂に伴う修正</w:t>
             </w:r>
           </w:p>
         </w:tc>
@@ -7174,7 +7092,7 @@
                 <w:sz w:val="18"/>
                 <w:szCs w:val="18"/>
               </w:rPr>
-              <w:t>021</w:t>
+              <w:t>022</w:t>
             </w:r>
             <w:r>
               <w:rPr>
@@ -7182,14 +7100,14 @@
                 <w:sz w:val="18"/>
                 <w:szCs w:val="18"/>
               </w:rPr>
-              <w:t>年6月</w:t>
+              <w:t>年9月1</w:t>
             </w:r>
             <w:r>
               <w:rPr>
                 <w:sz w:val="18"/>
                 <w:szCs w:val="18"/>
               </w:rPr>
-              <w:t>4</w:t>
+              <w:t>2</w:t>
             </w:r>
             <w:r>
               <w:rPr>
@@ -7219,7 +7137,22 @@
                 <w:sz w:val="18"/>
                 <w:szCs w:val="18"/>
               </w:rPr>
-              <w:t>-</w:t>
+              <w:t>P7 図5</w:t>
+            </w:r>
+            <w:r>
+              <w:rPr>
+                <w:sz w:val="18"/>
+                <w:szCs w:val="18"/>
+              </w:rPr>
+              <w:t xml:space="preserve"> </w:t>
+            </w:r>
+            <w:r>
+              <w:rPr>
+                <w:rFonts w:hint="eastAsia"/>
+                <w:sz w:val="18"/>
+                <w:szCs w:val="18"/>
+              </w:rPr>
+              <w:t>イベントデータモデルの全体構造図（クラス図）</w:t>
             </w:r>
           </w:p>
         </w:tc>
@@ -7241,6 +7174,204 @@
                 <w:sz w:val="18"/>
                 <w:szCs w:val="18"/>
               </w:rPr>
+              <w:t>多目的トイレの呼称を国土交通省のガイドライン（建築物におけるバリアフリーについて）に従いバリアフリートイレに変更</w:t>
+            </w:r>
+          </w:p>
+        </w:tc>
+      </w:tr>
+      <w:tr>
+        <w:tc>
+          <w:tcPr>
+            <w:tcW w:w="2045" w:type="dxa"/>
+          </w:tcPr>
+          <w:p>
+            <w:pPr>
+              <w:ind w:leftChars="0" w:left="0" w:firstLine="0"/>
+              <w:jc w:val="center"/>
+              <w:rPr>
+                <w:sz w:val="18"/>
+                <w:szCs w:val="18"/>
+              </w:rPr>
+            </w:pPr>
+            <w:r>
+              <w:rPr>
+                <w:rFonts w:hint="eastAsia"/>
+                <w:sz w:val="18"/>
+                <w:szCs w:val="18"/>
+              </w:rPr>
+              <w:t>2</w:t>
+            </w:r>
+            <w:r>
+              <w:rPr>
+                <w:sz w:val="18"/>
+                <w:szCs w:val="18"/>
+              </w:rPr>
+              <w:t>022</w:t>
+            </w:r>
+            <w:r>
+              <w:rPr>
+                <w:rFonts w:hint="eastAsia"/>
+                <w:sz w:val="18"/>
+                <w:szCs w:val="18"/>
+              </w:rPr>
+              <w:t>年3月3</w:t>
+            </w:r>
+            <w:r>
+              <w:rPr>
+                <w:sz w:val="18"/>
+                <w:szCs w:val="18"/>
+              </w:rPr>
+              <w:t>1</w:t>
+            </w:r>
+            <w:r>
+              <w:rPr>
+                <w:rFonts w:hint="eastAsia"/>
+                <w:sz w:val="18"/>
+                <w:szCs w:val="18"/>
+              </w:rPr>
+              <w:t>日</w:t>
+            </w:r>
+          </w:p>
+        </w:tc>
+        <w:tc>
+          <w:tcPr>
+            <w:tcW w:w="1985" w:type="dxa"/>
+          </w:tcPr>
+          <w:p>
+            <w:pPr>
+              <w:ind w:leftChars="0" w:left="0" w:firstLine="0"/>
+              <w:rPr>
+                <w:sz w:val="18"/>
+                <w:szCs w:val="18"/>
+              </w:rPr>
+            </w:pPr>
+            <w:r>
+              <w:rPr>
+                <w:rFonts w:hint="eastAsia"/>
+                <w:sz w:val="18"/>
+                <w:szCs w:val="18"/>
+              </w:rPr>
+              <w:t>全体</w:t>
+            </w:r>
+          </w:p>
+        </w:tc>
+        <w:tc>
+          <w:tcPr>
+            <w:tcW w:w="4104" w:type="dxa"/>
+          </w:tcPr>
+          <w:p>
+            <w:pPr>
+              <w:ind w:leftChars="0" w:left="0" w:firstLine="0"/>
+              <w:rPr>
+                <w:sz w:val="18"/>
+                <w:szCs w:val="18"/>
+              </w:rPr>
+            </w:pPr>
+            <w:r>
+              <w:rPr>
+                <w:rFonts w:hint="eastAsia"/>
+                <w:sz w:val="18"/>
+                <w:szCs w:val="18"/>
+              </w:rPr>
+              <w:t>正式版決定</w:t>
+            </w:r>
+          </w:p>
+        </w:tc>
+      </w:tr>
+      <w:tr>
+        <w:tc>
+          <w:tcPr>
+            <w:tcW w:w="2045" w:type="dxa"/>
+          </w:tcPr>
+          <w:p>
+            <w:pPr>
+              <w:ind w:leftChars="0" w:left="0" w:firstLine="0"/>
+              <w:jc w:val="center"/>
+              <w:rPr>
+                <w:sz w:val="18"/>
+                <w:szCs w:val="18"/>
+              </w:rPr>
+            </w:pPr>
+            <w:r>
+              <w:rPr>
+                <w:rFonts w:hint="eastAsia"/>
+                <w:sz w:val="18"/>
+                <w:szCs w:val="18"/>
+              </w:rPr>
+              <w:t>2</w:t>
+            </w:r>
+            <w:r>
+              <w:rPr>
+                <w:sz w:val="18"/>
+                <w:szCs w:val="18"/>
+              </w:rPr>
+              <w:t>021</w:t>
+            </w:r>
+            <w:r>
+              <w:rPr>
+                <w:rFonts w:hint="eastAsia"/>
+                <w:sz w:val="18"/>
+                <w:szCs w:val="18"/>
+              </w:rPr>
+              <w:t>年6月</w:t>
+            </w:r>
+            <w:r>
+              <w:rPr>
+                <w:sz w:val="18"/>
+                <w:szCs w:val="18"/>
+              </w:rPr>
+              <w:t>4</w:t>
+            </w:r>
+            <w:r>
+              <w:rPr>
+                <w:rFonts w:hint="eastAsia"/>
+                <w:sz w:val="18"/>
+                <w:szCs w:val="18"/>
+              </w:rPr>
+              <w:t>日</w:t>
+            </w:r>
+          </w:p>
+        </w:tc>
+        <w:tc>
+          <w:tcPr>
+            <w:tcW w:w="1985" w:type="dxa"/>
+          </w:tcPr>
+          <w:p>
+            <w:pPr>
+              <w:ind w:leftChars="0" w:left="0" w:firstLine="0"/>
+              <w:rPr>
+                <w:sz w:val="18"/>
+                <w:szCs w:val="18"/>
+              </w:rPr>
+            </w:pPr>
+            <w:r>
+              <w:rPr>
+                <w:rFonts w:hint="eastAsia"/>
+                <w:sz w:val="18"/>
+                <w:szCs w:val="18"/>
+              </w:rPr>
+              <w:t>-</w:t>
+            </w:r>
+          </w:p>
+        </w:tc>
+        <w:tc>
+          <w:tcPr>
+            <w:tcW w:w="4104" w:type="dxa"/>
+          </w:tcPr>
+          <w:p>
+            <w:pPr>
+              <w:ind w:leftChars="0" w:left="0" w:firstLine="0"/>
+              <w:rPr>
+                <w:sz w:val="18"/>
+                <w:szCs w:val="18"/>
+              </w:rPr>
+            </w:pPr>
+            <w:r>
+              <w:rPr>
+                <w:rFonts w:hint="eastAsia"/>
+                <w:sz w:val="18"/>
+                <w:szCs w:val="18"/>
+              </w:rPr>
               <w:t>β版公開</w:t>
             </w:r>
           </w:p>
@@ -7253,8 +7384,8 @@
       </w:pPr>
     </w:p>
     <w:sectPr>
-      <w:headerReference w:type="default" r:id="rId13"/>
-      <w:footerReference w:type="default" r:id="rId14"/>
+      <w:headerReference w:type="default" r:id="rId16"/>
+      <w:footerReference w:type="default" r:id="rId17"/>
       <w:pgSz w:w="11906" w:h="16838"/>
       <w:pgMar w:top="1985" w:right="1701" w:bottom="1701" w:left="1701" w:header="851" w:footer="992" w:gutter="0"/>
       <w:cols w:space="425"/>
@@ -7265,7 +7396,7 @@
 </file>
 
 <file path=word/endnotes.xml><?xml version="1.0" encoding="utf-8"?>
-<w:endnotes xmlns:wpc="http://schemas.microsoft.com/office/word/2010/wordprocessingCanvas" xmlns:cx="http://schemas.microsoft.com/office/drawing/2014/chartex" xmlns:cx1="http://schemas.microsoft.com/office/drawing/2015/9/8/chartex" xmlns:cx2="http://schemas.microsoft.com/office/drawing/2015/10/21/chartex" xmlns:cx3="http://schemas.microsoft.com/office/drawing/2016/5/9/chartex" xmlns:cx4="http://schemas.microsoft.com/office/drawing/2016/5/10/chartex" xmlns:cx5="http://schemas.microsoft.com/office/drawing/2016/5/11/chartex" xmlns:cx6="http://schemas.microsoft.com/office/drawing/2016/5/12/chartex" xmlns:cx7="http://schemas.microsoft.com/office/drawing/2016/5/13/chartex" xmlns:cx8="http://schemas.microsoft.com/office/drawing/2016/5/14/chartex" xmlns:mc="http://schemas.openxmlformats.org/markup-compatibility/2006" xmlns:aink="http://schemas.microsoft.com/office/drawing/2016/ink" xmlns:am3d="http://schemas.microsoft.com/office/drawing/2017/model3d" xmlns:o="urn:schemas-microsoft-com:office:office" xmlns:oel="http://schemas.microsoft.com/office/2019/extlst" xmlns:r="http://schemas.openxmlformats.org/officeDocument/2006/relationships" xmlns:m="http://schemas.openxmlformats.org/officeDocument/2006/math" xmlns:v="urn:schemas-microsoft-com:vml" xmlns:wp14="http://schemas.microsoft.com/office/word/2010/wordprocessingDrawing" xmlns:wp="http://schemas.openxmlformats.org/drawingml/2006/wordprocessingDrawing" xmlns:w10="urn:schemas-microsoft-com:office:word" xmlns:w="http://schemas.openxmlformats.org/wordprocessingml/2006/main" xmlns:w14="http://schemas.microsoft.com/office/word/2010/wordml" xmlns:w15="http://schemas.microsoft.com/office/word/2012/wordml" xmlns:w16cex="http://schemas.microsoft.com/office/word/2018/wordml/cex" xmlns:w16cid="http://schemas.microsoft.com/office/word/2016/wordml/cid" xmlns:w16="http://schemas.microsoft.com/office/word/2018/wordml" xmlns:w16sdtdh="http://schemas.microsoft.com/office/word/2020/wordml/sdtdatahash" xmlns:w16se="http://schemas.microsoft.com/office/word/2015/wordml/symex" xmlns:wpg="http://schemas.microsoft.com/office/word/2010/wordprocessingGroup" xmlns:wpi="http://schemas.microsoft.com/office/word/2010/wordprocessingInk" xmlns:wne="http://schemas.microsoft.com/office/word/2006/wordml" xmlns:wps="http://schemas.microsoft.com/office/word/2010/wordprocessingShape" mc:Ignorable="w14 w15 w16se w16cid w16 w16cex w16sdtdh wp14">
+<w:endnotes xmlns:wpc="http://schemas.microsoft.com/office/word/2010/wordprocessingCanvas" xmlns:cx="http://schemas.microsoft.com/office/drawing/2014/chartex" xmlns:cx1="http://schemas.microsoft.com/office/drawing/2015/9/8/chartex" xmlns:cx2="http://schemas.microsoft.com/office/drawing/2015/10/21/chartex" xmlns:cx3="http://schemas.microsoft.com/office/drawing/2016/5/9/chartex" xmlns:cx4="http://schemas.microsoft.com/office/drawing/2016/5/10/chartex" xmlns:cx5="http://schemas.microsoft.com/office/drawing/2016/5/11/chartex" xmlns:cx6="http://schemas.microsoft.com/office/drawing/2016/5/12/chartex" xmlns:cx7="http://schemas.microsoft.com/office/drawing/2016/5/13/chartex" xmlns:cx8="http://schemas.microsoft.com/office/drawing/2016/5/14/chartex" xmlns:mc="http://schemas.openxmlformats.org/markup-compatibility/2006" xmlns:aink="http://schemas.microsoft.com/office/drawing/2016/ink" xmlns:am3d="http://schemas.microsoft.com/office/drawing/2017/model3d" xmlns:o="urn:schemas-microsoft-com:office:office" xmlns:oel="http://schemas.microsoft.com/office/2019/extlst" xmlns:r="http://schemas.openxmlformats.org/officeDocument/2006/relationships" xmlns:m="http://schemas.openxmlformats.org/officeDocument/2006/math" xmlns:v="urn:schemas-microsoft-com:vml" xmlns:wp14="http://schemas.microsoft.com/office/word/2010/wordprocessingDrawing" xmlns:wp="http://schemas.openxmlformats.org/drawingml/2006/wordprocessingDrawing" xmlns:w10="urn:schemas-microsoft-com:office:word" xmlns:w="http://schemas.openxmlformats.org/wordprocessingml/2006/main" xmlns:w14="http://schemas.microsoft.com/office/word/2010/wordml" xmlns:w15="http://schemas.microsoft.com/office/word/2012/wordml" xmlns:w16cex="http://schemas.microsoft.com/office/word/2018/wordml/cex" xmlns:w16cid="http://schemas.microsoft.com/office/word/2016/wordml/cid" xmlns:w16="http://schemas.microsoft.com/office/word/2018/wordml" xmlns:w16du="http://schemas.microsoft.com/office/word/2023/wordml/word16du" xmlns:w16sdtdh="http://schemas.microsoft.com/office/word/2020/wordml/sdtdatahash" xmlns:w16sdtfl="http://schemas.microsoft.com/office/word/2024/wordml/sdtformatlock" xmlns:w16se="http://schemas.microsoft.com/office/word/2015/wordml/symex" xmlns:wpg="http://schemas.microsoft.com/office/word/2010/wordprocessingGroup" xmlns:wpi="http://schemas.microsoft.com/office/word/2010/wordprocessingInk" xmlns:wne="http://schemas.microsoft.com/office/word/2006/wordml" xmlns:wps="http://schemas.microsoft.com/office/word/2010/wordprocessingShape" mc:Ignorable="w14 w15 w16se w16cid w16 w16cex w16sdtdh w16sdtfl w16du wp14">
   <w:endnote w:type="separator" w:id="-1">
     <w:p>
       <w:r>
@@ -7287,7 +7418,7 @@
 </file>
 
 <file path=word/footer1.xml><?xml version="1.0" encoding="utf-8"?>
-<w:ftr xmlns:wpc="http://schemas.microsoft.com/office/word/2010/wordprocessingCanvas" xmlns:cx="http://schemas.microsoft.com/office/drawing/2014/chartex" xmlns:cx1="http://schemas.microsoft.com/office/drawing/2015/9/8/chartex" xmlns:cx2="http://schemas.microsoft.com/office/drawing/2015/10/21/chartex" xmlns:cx3="http://schemas.microsoft.com/office/drawing/2016/5/9/chartex" xmlns:cx4="http://schemas.microsoft.com/office/drawing/2016/5/10/chartex" xmlns:cx5="http://schemas.microsoft.com/office/drawing/2016/5/11/chartex" xmlns:cx6="http://schemas.microsoft.com/office/drawing/2016/5/12/chartex" xmlns:cx7="http://schemas.microsoft.com/office/drawing/2016/5/13/chartex" xmlns:cx8="http://schemas.microsoft.com/office/drawing/2016/5/14/chartex" xmlns:mc="http://schemas.openxmlformats.org/markup-compatibility/2006" xmlns:aink="http://schemas.microsoft.com/office/drawing/2016/ink" xmlns:am3d="http://schemas.microsoft.com/office/drawing/2017/model3d" xmlns:o="urn:schemas-microsoft-com:office:office" xmlns:oel="http://schemas.microsoft.com/office/2019/extlst" xmlns:r="http://schemas.openxmlformats.org/officeDocument/2006/relationships" xmlns:m="http://schemas.openxmlformats.org/officeDocument/2006/math" xmlns:v="urn:schemas-microsoft-com:vml" xmlns:wp14="http://schemas.microsoft.com/office/word/2010/wordprocessingDrawing" xmlns:wp="http://schemas.openxmlformats.org/drawingml/2006/wordprocessingDrawing" xmlns:w10="urn:schemas-microsoft-com:office:word" xmlns:w="http://schemas.openxmlformats.org/wordprocessingml/2006/main" xmlns:w14="http://schemas.microsoft.com/office/word/2010/wordml" xmlns:w15="http://schemas.microsoft.com/office/word/2012/wordml" xmlns:w16cex="http://schemas.microsoft.com/office/word/2018/wordml/cex" xmlns:w16cid="http://schemas.microsoft.com/office/word/2016/wordml/cid" xmlns:w16="http://schemas.microsoft.com/office/word/2018/wordml" xmlns:w16sdtdh="http://schemas.microsoft.com/office/word/2020/wordml/sdtdatahash" xmlns:w16se="http://schemas.microsoft.com/office/word/2015/wordml/symex" xmlns:wpg="http://schemas.microsoft.com/office/word/2010/wordprocessingGroup" xmlns:wpi="http://schemas.microsoft.com/office/word/2010/wordprocessingInk" xmlns:wne="http://schemas.microsoft.com/office/word/2006/wordml" xmlns:wps="http://schemas.microsoft.com/office/word/2010/wordprocessingShape" mc:Ignorable="w14 w15 w16se w16cid w16 w16cex w16sdtdh wp14">
+<w:ftr xmlns:wpc="http://schemas.microsoft.com/office/word/2010/wordprocessingCanvas" xmlns:cx="http://schemas.microsoft.com/office/drawing/2014/chartex" xmlns:cx1="http://schemas.microsoft.com/office/drawing/2015/9/8/chartex" xmlns:cx2="http://schemas.microsoft.com/office/drawing/2015/10/21/chartex" xmlns:cx3="http://schemas.microsoft.com/office/drawing/2016/5/9/chartex" xmlns:cx4="http://schemas.microsoft.com/office/drawing/2016/5/10/chartex" xmlns:cx5="http://schemas.microsoft.com/office/drawing/2016/5/11/chartex" xmlns:cx6="http://schemas.microsoft.com/office/drawing/2016/5/12/chartex" xmlns:cx7="http://schemas.microsoft.com/office/drawing/2016/5/13/chartex" xmlns:cx8="http://schemas.microsoft.com/office/drawing/2016/5/14/chartex" xmlns:mc="http://schemas.openxmlformats.org/markup-compatibility/2006" xmlns:aink="http://schemas.microsoft.com/office/drawing/2016/ink" xmlns:am3d="http://schemas.microsoft.com/office/drawing/2017/model3d" xmlns:o="urn:schemas-microsoft-com:office:office" xmlns:oel="http://schemas.microsoft.com/office/2019/extlst" xmlns:r="http://schemas.openxmlformats.org/officeDocument/2006/relationships" xmlns:m="http://schemas.openxmlformats.org/officeDocument/2006/math" xmlns:v="urn:schemas-microsoft-com:vml" xmlns:wp14="http://schemas.microsoft.com/office/word/2010/wordprocessingDrawing" xmlns:wp="http://schemas.openxmlformats.org/drawingml/2006/wordprocessingDrawing" xmlns:w10="urn:schemas-microsoft-com:office:word" xmlns:w="http://schemas.openxmlformats.org/wordprocessingml/2006/main" xmlns:w14="http://schemas.microsoft.com/office/word/2010/wordml" xmlns:w15="http://schemas.microsoft.com/office/word/2012/wordml" xmlns:w16cex="http://schemas.microsoft.com/office/word/2018/wordml/cex" xmlns:w16cid="http://schemas.microsoft.com/office/word/2016/wordml/cid" xmlns:w16="http://schemas.microsoft.com/office/word/2018/wordml" xmlns:w16du="http://schemas.microsoft.com/office/word/2023/wordml/word16du" xmlns:w16sdtdh="http://schemas.microsoft.com/office/word/2020/wordml/sdtdatahash" xmlns:w16sdtfl="http://schemas.microsoft.com/office/word/2024/wordml/sdtformatlock" xmlns:w16se="http://schemas.microsoft.com/office/word/2015/wordml/symex" xmlns:wpg="http://schemas.microsoft.com/office/word/2010/wordprocessingGroup" xmlns:wpi="http://schemas.microsoft.com/office/word/2010/wordprocessingInk" xmlns:wne="http://schemas.microsoft.com/office/word/2006/wordml" xmlns:wps="http://schemas.microsoft.com/office/word/2010/wordprocessingShape" mc:Ignorable="w14 w15 w16se w16cid w16 w16cex w16sdtdh w16sdtfl w16du wp14">
   <w:sdt>
     <w:sdtPr>
       <w:id w:val="256646392"/>
@@ -7333,7 +7464,7 @@
 </file>
 
 <file path=word/footnotes.xml><?xml version="1.0" encoding="utf-8"?>
-<w:footnotes xmlns:wpc="http://schemas.microsoft.com/office/word/2010/wordprocessingCanvas" xmlns:cx="http://schemas.microsoft.com/office/drawing/2014/chartex" xmlns:cx1="http://schemas.microsoft.com/office/drawing/2015/9/8/chartex" xmlns:cx2="http://schemas.microsoft.com/office/drawing/2015/10/21/chartex" xmlns:cx3="http://schemas.microsoft.com/office/drawing/2016/5/9/chartex" xmlns:cx4="http://schemas.microsoft.com/office/drawing/2016/5/10/chartex" xmlns:cx5="http://schemas.microsoft.com/office/drawing/2016/5/11/chartex" xmlns:cx6="http://schemas.microsoft.com/office/drawing/2016/5/12/chartex" xmlns:cx7="http://schemas.microsoft.com/office/drawing/2016/5/13/chartex" xmlns:cx8="http://schemas.microsoft.com/office/drawing/2016/5/14/chartex" xmlns:mc="http://schemas.openxmlformats.org/markup-compatibility/2006" xmlns:aink="http://schemas.microsoft.com/office/drawing/2016/ink" xmlns:am3d="http://schemas.microsoft.com/office/drawing/2017/model3d" xmlns:o="urn:schemas-microsoft-com:office:office" xmlns:oel="http://schemas.microsoft.com/office/2019/extlst" xmlns:r="http://schemas.openxmlformats.org/officeDocument/2006/relationships" xmlns:m="http://schemas.openxmlformats.org/officeDocument/2006/math" xmlns:v="urn:schemas-microsoft-com:vml" xmlns:wp14="http://schemas.microsoft.com/office/word/2010/wordprocessingDrawing" xmlns:wp="http://schemas.openxmlformats.org/drawingml/2006/wordprocessingDrawing" xmlns:w10="urn:schemas-microsoft-com:office:word" xmlns:w="http://schemas.openxmlformats.org/wordprocessingml/2006/main" xmlns:w14="http://schemas.microsoft.com/office/word/2010/wordml" xmlns:w15="http://schemas.microsoft.com/office/word/2012/wordml" xmlns:w16cex="http://schemas.microsoft.com/office/word/2018/wordml/cex" xmlns:w16cid="http://schemas.microsoft.com/office/word/2016/wordml/cid" xmlns:w16="http://schemas.microsoft.com/office/word/2018/wordml" xmlns:w16sdtdh="http://schemas.microsoft.com/office/word/2020/wordml/sdtdatahash" xmlns:w16se="http://schemas.microsoft.com/office/word/2015/wordml/symex" xmlns:wpg="http://schemas.microsoft.com/office/word/2010/wordprocessingGroup" xmlns:wpi="http://schemas.microsoft.com/office/word/2010/wordprocessingInk" xmlns:wne="http://schemas.microsoft.com/office/word/2006/wordml" xmlns:wps="http://schemas.microsoft.com/office/word/2010/wordprocessingShape" mc:Ignorable="w14 w15 w16se w16cid w16 w16cex w16sdtdh wp14">
+<w:footnotes xmlns:wpc="http://schemas.microsoft.com/office/word/2010/wordprocessingCanvas" xmlns:cx="http://schemas.microsoft.com/office/drawing/2014/chartex" xmlns:cx1="http://schemas.microsoft.com/office/drawing/2015/9/8/chartex" xmlns:cx2="http://schemas.microsoft.com/office/drawing/2015/10/21/chartex" xmlns:cx3="http://schemas.microsoft.com/office/drawing/2016/5/9/chartex" xmlns:cx4="http://schemas.microsoft.com/office/drawing/2016/5/10/chartex" xmlns:cx5="http://schemas.microsoft.com/office/drawing/2016/5/11/chartex" xmlns:cx6="http://schemas.microsoft.com/office/drawing/2016/5/12/chartex" xmlns:cx7="http://schemas.microsoft.com/office/drawing/2016/5/13/chartex" xmlns:cx8="http://schemas.microsoft.com/office/drawing/2016/5/14/chartex" xmlns:mc="http://schemas.openxmlformats.org/markup-compatibility/2006" xmlns:aink="http://schemas.microsoft.com/office/drawing/2016/ink" xmlns:am3d="http://schemas.microsoft.com/office/drawing/2017/model3d" xmlns:o="urn:schemas-microsoft-com:office:office" xmlns:oel="http://schemas.microsoft.com/office/2019/extlst" xmlns:r="http://schemas.openxmlformats.org/officeDocument/2006/relationships" xmlns:m="http://schemas.openxmlformats.org/officeDocument/2006/math" xmlns:v="urn:schemas-microsoft-com:vml" xmlns:wp14="http://schemas.microsoft.com/office/word/2010/wordprocessingDrawing" xmlns:wp="http://schemas.openxmlformats.org/drawingml/2006/wordprocessingDrawing" xmlns:w10="urn:schemas-microsoft-com:office:word" xmlns:w="http://schemas.openxmlformats.org/wordprocessingml/2006/main" xmlns:w14="http://schemas.microsoft.com/office/word/2010/wordml" xmlns:w15="http://schemas.microsoft.com/office/word/2012/wordml" xmlns:w16cex="http://schemas.microsoft.com/office/word/2018/wordml/cex" xmlns:w16cid="http://schemas.microsoft.com/office/word/2016/wordml/cid" xmlns:w16="http://schemas.microsoft.com/office/word/2018/wordml" xmlns:w16du="http://schemas.microsoft.com/office/word/2023/wordml/word16du" xmlns:w16sdtdh="http://schemas.microsoft.com/office/word/2020/wordml/sdtdatahash" xmlns:w16sdtfl="http://schemas.microsoft.com/office/word/2024/wordml/sdtformatlock" xmlns:w16se="http://schemas.microsoft.com/office/word/2015/wordml/symex" xmlns:wpg="http://schemas.microsoft.com/office/word/2010/wordprocessingGroup" xmlns:wpi="http://schemas.microsoft.com/office/word/2010/wordprocessingInk" xmlns:wne="http://schemas.microsoft.com/office/word/2006/wordml" xmlns:wps="http://schemas.microsoft.com/office/word/2010/wordprocessingShape" mc:Ignorable="w14 w15 w16se w16cid w16 w16cex w16sdtdh w16sdtfl w16du wp14">
   <w:footnote w:type="separator" w:id="-1">
     <w:p>
       <w:r>
@@ -7355,13 +7486,13 @@
 </file>
 
 <file path=word/header1.xml><?xml version="1.0" encoding="utf-8"?>
-<w:hdr xmlns:wpc="http://schemas.microsoft.com/office/word/2010/wordprocessingCanvas" xmlns:cx="http://schemas.microsoft.com/office/drawing/2014/chartex" xmlns:cx1="http://schemas.microsoft.com/office/drawing/2015/9/8/chartex" xmlns:cx2="http://schemas.microsoft.com/office/drawing/2015/10/21/chartex" xmlns:cx3="http://schemas.microsoft.com/office/drawing/2016/5/9/chartex" xmlns:cx4="http://schemas.microsoft.com/office/drawing/2016/5/10/chartex" xmlns:cx5="http://schemas.microsoft.com/office/drawing/2016/5/11/chartex" xmlns:cx6="http://schemas.microsoft.com/office/drawing/2016/5/12/chartex" xmlns:cx7="http://schemas.microsoft.com/office/drawing/2016/5/13/chartex" xmlns:cx8="http://schemas.microsoft.com/office/drawing/2016/5/14/chartex" xmlns:mc="http://schemas.openxmlformats.org/markup-compatibility/2006" xmlns:aink="http://schemas.microsoft.com/office/drawing/2016/ink" xmlns:am3d="http://schemas.microsoft.com/office/drawing/2017/model3d" xmlns:o="urn:schemas-microsoft-com:office:office" xmlns:oel="http://schemas.microsoft.com/office/2019/extlst" xmlns:r="http://schemas.openxmlformats.org/officeDocument/2006/relationships" xmlns:m="http://schemas.openxmlformats.org/officeDocument/2006/math" xmlns:v="urn:schemas-microsoft-com:vml" xmlns:wp14="http://schemas.microsoft.com/office/word/2010/wordprocessingDrawing" xmlns:wp="http://schemas.openxmlformats.org/drawingml/2006/wordprocessingDrawing" xmlns:w10="urn:schemas-microsoft-com:office:word" xmlns:w="http://schemas.openxmlformats.org/wordprocessingml/2006/main" xmlns:w14="http://schemas.microsoft.com/office/word/2010/wordml" xmlns:w15="http://schemas.microsoft.com/office/word/2012/wordml" xmlns:w16cex="http://schemas.microsoft.com/office/word/2018/wordml/cex" xmlns:w16cid="http://schemas.microsoft.com/office/word/2016/wordml/cid" xmlns:w16="http://schemas.microsoft.com/office/word/2018/wordml" xmlns:w16sdtdh="http://schemas.microsoft.com/office/word/2020/wordml/sdtdatahash" xmlns:w16se="http://schemas.microsoft.com/office/word/2015/wordml/symex" xmlns:wpg="http://schemas.microsoft.com/office/word/2010/wordprocessingGroup" xmlns:wpi="http://schemas.microsoft.com/office/word/2010/wordprocessingInk" xmlns:wne="http://schemas.microsoft.com/office/word/2006/wordml" xmlns:wps="http://schemas.microsoft.com/office/word/2010/wordprocessingShape" mc:Ignorable="w14 w15 w16se w16cid w16 w16cex w16sdtdh wp14">
+<w:hdr xmlns:wpc="http://schemas.microsoft.com/office/word/2010/wordprocessingCanvas" xmlns:cx="http://schemas.microsoft.com/office/drawing/2014/chartex" xmlns:cx1="http://schemas.microsoft.com/office/drawing/2015/9/8/chartex" xmlns:cx2="http://schemas.microsoft.com/office/drawing/2015/10/21/chartex" xmlns:cx3="http://schemas.microsoft.com/office/drawing/2016/5/9/chartex" xmlns:cx4="http://schemas.microsoft.com/office/drawing/2016/5/10/chartex" xmlns:cx5="http://schemas.microsoft.com/office/drawing/2016/5/11/chartex" xmlns:cx6="http://schemas.microsoft.com/office/drawing/2016/5/12/chartex" xmlns:cx7="http://schemas.microsoft.com/office/drawing/2016/5/13/chartex" xmlns:cx8="http://schemas.microsoft.com/office/drawing/2016/5/14/chartex" xmlns:mc="http://schemas.openxmlformats.org/markup-compatibility/2006" xmlns:aink="http://schemas.microsoft.com/office/drawing/2016/ink" xmlns:am3d="http://schemas.microsoft.com/office/drawing/2017/model3d" xmlns:o="urn:schemas-microsoft-com:office:office" xmlns:oel="http://schemas.microsoft.com/office/2019/extlst" xmlns:r="http://schemas.openxmlformats.org/officeDocument/2006/relationships" xmlns:m="http://schemas.openxmlformats.org/officeDocument/2006/math" xmlns:v="urn:schemas-microsoft-com:vml" xmlns:wp14="http://schemas.microsoft.com/office/word/2010/wordprocessingDrawing" xmlns:wp="http://schemas.openxmlformats.org/drawingml/2006/wordprocessingDrawing" xmlns:w10="urn:schemas-microsoft-com:office:word" xmlns:w="http://schemas.openxmlformats.org/wordprocessingml/2006/main" xmlns:w14="http://schemas.microsoft.com/office/word/2010/wordml" xmlns:w15="http://schemas.microsoft.com/office/word/2012/wordml" xmlns:w16cex="http://schemas.microsoft.com/office/word/2018/wordml/cex" xmlns:w16cid="http://schemas.microsoft.com/office/word/2016/wordml/cid" xmlns:w16="http://schemas.microsoft.com/office/word/2018/wordml" xmlns:w16du="http://schemas.microsoft.com/office/word/2023/wordml/word16du" xmlns:w16sdtdh="http://schemas.microsoft.com/office/word/2020/wordml/sdtdatahash" xmlns:w16sdtfl="http://schemas.microsoft.com/office/word/2024/wordml/sdtformatlock" xmlns:w16se="http://schemas.microsoft.com/office/word/2015/wordml/symex" xmlns:wpg="http://schemas.microsoft.com/office/word/2010/wordprocessingGroup" xmlns:wpi="http://schemas.microsoft.com/office/word/2010/wordprocessingInk" xmlns:wne="http://schemas.microsoft.com/office/word/2006/wordml" xmlns:wps="http://schemas.microsoft.com/office/word/2010/wordprocessingShape" mc:Ignorable="w14 w15 w16se w16cid w16 w16cex w16sdtdh w16sdtfl w16du wp14">
   <w:p/>
 </w:hdr>
 </file>
 
 <file path=word/numbering.xml><?xml version="1.0" encoding="utf-8"?>
-<w:numbering xmlns:wpc="http://schemas.microsoft.com/office/word/2010/wordprocessingCanvas" xmlns:cx="http://schemas.microsoft.com/office/drawing/2014/chartex" xmlns:cx1="http://schemas.microsoft.com/office/drawing/2015/9/8/chartex" xmlns:cx2="http://schemas.microsoft.com/office/drawing/2015/10/21/chartex" xmlns:cx3="http://schemas.microsoft.com/office/drawing/2016/5/9/chartex" xmlns:cx4="http://schemas.microsoft.com/office/drawing/2016/5/10/chartex" xmlns:cx5="http://schemas.microsoft.com/office/drawing/2016/5/11/chartex" xmlns:cx6="http://schemas.microsoft.com/office/drawing/2016/5/12/chartex" xmlns:cx7="http://schemas.microsoft.com/office/drawing/2016/5/13/chartex" xmlns:cx8="http://schemas.microsoft.com/office/drawing/2016/5/14/chartex" xmlns:mc="http://schemas.openxmlformats.org/markup-compatibility/2006" xmlns:aink="http://schemas.microsoft.com/office/drawing/2016/ink" xmlns:am3d="http://schemas.microsoft.com/office/drawing/2017/model3d" xmlns:o="urn:schemas-microsoft-com:office:office" xmlns:oel="http://schemas.microsoft.com/office/2019/extlst" xmlns:r="http://schemas.openxmlformats.org/officeDocument/2006/relationships" xmlns:m="http://schemas.openxmlformats.org/officeDocument/2006/math" xmlns:v="urn:schemas-microsoft-com:vml" xmlns:wp14="http://schemas.microsoft.com/office/word/2010/wordprocessingDrawing" xmlns:wp="http://schemas.openxmlformats.org/drawingml/2006/wordprocessingDrawing" xmlns:w10="urn:schemas-microsoft-com:office:word" xmlns:w="http://schemas.openxmlformats.org/wordprocessingml/2006/main" xmlns:w14="http://schemas.microsoft.com/office/word/2010/wordml" xmlns:w15="http://schemas.microsoft.com/office/word/2012/wordml" xmlns:w16cex="http://schemas.microsoft.com/office/word/2018/wordml/cex" xmlns:w16cid="http://schemas.microsoft.com/office/word/2016/wordml/cid" xmlns:w16="http://schemas.microsoft.com/office/word/2018/wordml" xmlns:w16sdtdh="http://schemas.microsoft.com/office/word/2020/wordml/sdtdatahash" xmlns:w16se="http://schemas.microsoft.com/office/word/2015/wordml/symex" xmlns:wpg="http://schemas.microsoft.com/office/word/2010/wordprocessingGroup" xmlns:wpi="http://schemas.microsoft.com/office/word/2010/wordprocessingInk" xmlns:wne="http://schemas.microsoft.com/office/word/2006/wordml" xmlns:wps="http://schemas.microsoft.com/office/word/2010/wordprocessingShape" mc:Ignorable="w14 w15 w16se w16cid w16 w16cex w16sdtdh wp14">
+<w:numbering xmlns:wpc="http://schemas.microsoft.com/office/word/2010/wordprocessingCanvas" xmlns:cx="http://schemas.microsoft.com/office/drawing/2014/chartex" xmlns:cx1="http://schemas.microsoft.com/office/drawing/2015/9/8/chartex" xmlns:cx2="http://schemas.microsoft.com/office/drawing/2015/10/21/chartex" xmlns:cx3="http://schemas.microsoft.com/office/drawing/2016/5/9/chartex" xmlns:cx4="http://schemas.microsoft.com/office/drawing/2016/5/10/chartex" xmlns:cx5="http://schemas.microsoft.com/office/drawing/2016/5/11/chartex" xmlns:cx6="http://schemas.microsoft.com/office/drawing/2016/5/12/chartex" xmlns:cx7="http://schemas.microsoft.com/office/drawing/2016/5/13/chartex" xmlns:cx8="http://schemas.microsoft.com/office/drawing/2016/5/14/chartex" xmlns:mc="http://schemas.openxmlformats.org/markup-compatibility/2006" xmlns:aink="http://schemas.microsoft.com/office/drawing/2016/ink" xmlns:am3d="http://schemas.microsoft.com/office/drawing/2017/model3d" xmlns:o="urn:schemas-microsoft-com:office:office" xmlns:oel="http://schemas.microsoft.com/office/2019/extlst" xmlns:r="http://schemas.openxmlformats.org/officeDocument/2006/relationships" xmlns:m="http://schemas.openxmlformats.org/officeDocument/2006/math" xmlns:v="urn:schemas-microsoft-com:vml" xmlns:wp14="http://schemas.microsoft.com/office/word/2010/wordprocessingDrawing" xmlns:wp="http://schemas.openxmlformats.org/drawingml/2006/wordprocessingDrawing" xmlns:w10="urn:schemas-microsoft-com:office:word" xmlns:w="http://schemas.openxmlformats.org/wordprocessingml/2006/main" xmlns:w14="http://schemas.microsoft.com/office/word/2010/wordml" xmlns:w15="http://schemas.microsoft.com/office/word/2012/wordml" xmlns:w16cex="http://schemas.microsoft.com/office/word/2018/wordml/cex" xmlns:w16cid="http://schemas.microsoft.com/office/word/2016/wordml/cid" xmlns:w16="http://schemas.microsoft.com/office/word/2018/wordml" xmlns:w16du="http://schemas.microsoft.com/office/word/2023/wordml/word16du" xmlns:w16sdtdh="http://schemas.microsoft.com/office/word/2020/wordml/sdtdatahash" xmlns:w16sdtfl="http://schemas.microsoft.com/office/word/2024/wordml/sdtformatlock" xmlns:w16se="http://schemas.microsoft.com/office/word/2015/wordml/symex" xmlns:wpg="http://schemas.microsoft.com/office/word/2010/wordprocessingGroup" xmlns:wpi="http://schemas.microsoft.com/office/word/2010/wordprocessingInk" xmlns:wne="http://schemas.microsoft.com/office/word/2006/wordml" xmlns:wps="http://schemas.microsoft.com/office/word/2010/wordprocessingShape" mc:Ignorable="w14 w15 w16se w16cid w16 w16cex w16sdtdh w16sdtfl w16du wp14">
   <w:abstractNum w:abstractNumId="0" w15:restartNumberingAfterBreak="0">
     <w:nsid w:val="00F01F1C"/>
     <w:multiLevelType w:val="hybridMultilevel"/>
@@ -10210,7 +10341,7 @@
 </file>
 
 <file path=word/styles.xml><?xml version="1.0" encoding="utf-8"?>
-<w:styles xmlns:mc="http://schemas.openxmlformats.org/markup-compatibility/2006" xmlns:r="http://schemas.openxmlformats.org/officeDocument/2006/relationships" xmlns:w="http://schemas.openxmlformats.org/wordprocessingml/2006/main" xmlns:w14="http://schemas.microsoft.com/office/word/2010/wordml" xmlns:w15="http://schemas.microsoft.com/office/word/2012/wordml" xmlns:w16cex="http://schemas.microsoft.com/office/word/2018/wordml/cex" xmlns:w16cid="http://schemas.microsoft.com/office/word/2016/wordml/cid" xmlns:w16="http://schemas.microsoft.com/office/word/2018/wordml" xmlns:w16sdtdh="http://schemas.microsoft.com/office/word/2020/wordml/sdtdatahash" xmlns:w16se="http://schemas.microsoft.com/office/word/2015/wordml/symex" mc:Ignorable="w14 w15 w16se w16cid w16 w16cex w16sdtdh">
+<w:styles xmlns:mc="http://schemas.openxmlformats.org/markup-compatibility/2006" xmlns:r="http://schemas.openxmlformats.org/officeDocument/2006/relationships" xmlns:w="http://schemas.openxmlformats.org/wordprocessingml/2006/main" xmlns:w14="http://schemas.microsoft.com/office/word/2010/wordml" xmlns:w15="http://schemas.microsoft.com/office/word/2012/wordml" xmlns:w16cex="http://schemas.microsoft.com/office/word/2018/wordml/cex" xmlns:w16cid="http://schemas.microsoft.com/office/word/2016/wordml/cid" xmlns:w16="http://schemas.microsoft.com/office/word/2018/wordml" xmlns:w16du="http://schemas.microsoft.com/office/word/2023/wordml/word16du" xmlns:w16sdtdh="http://schemas.microsoft.com/office/word/2020/wordml/sdtdatahash" xmlns:w16sdtfl="http://schemas.microsoft.com/office/word/2024/wordml/sdtformatlock" xmlns:w16se="http://schemas.microsoft.com/office/word/2015/wordml/symex" mc:Ignorable="w14 w15 w16se w16cid w16 w16cex w16sdtdh w16sdtfl w16du">
   <w:docDefaults>
     <w:rPrDefault>
       <w:rPr>
@@ -12098,10 +12229,21 @@
 </file>
 
 <file path=customXml/item1.xml><?xml version="1.0" encoding="utf-8"?>
-<b:Sources xmlns:b="http://schemas.openxmlformats.org/officeDocument/2006/bibliography" xmlns="http://schemas.openxmlformats.org/officeDocument/2006/bibliography" SelectedStyle="\APASixthEditionOfficeOnline.xsl" StyleName="APA" Version="6"/>
+<p:properties xmlns:p="http://schemas.microsoft.com/office/2006/metadata/properties" xmlns:xsi="http://www.w3.org/2001/XMLSchema-instance" xmlns:pc="http://schemas.microsoft.com/office/infopath/2007/PartnerControls">
+  <documentManagement/>
+</p:properties>
 </file>
 
 <file path=customXml/item2.xml><?xml version="1.0" encoding="utf-8"?>
+<?mso-contentType ?>
+<FormTemplates xmlns="http://schemas.microsoft.com/sharepoint/v3/contenttype/forms">
+  <Display>DocumentLibraryForm</Display>
+  <Edit>DocumentLibraryForm</Edit>
+  <New>DocumentLibraryForm</New>
+</FormTemplates>
+</file>
+
+<file path=customXml/item3.xml><?xml version="1.0" encoding="utf-8"?>
 <ct:contentTypeSchema xmlns:ct="http://schemas.microsoft.com/office/2006/metadata/contentType" xmlns:ma="http://schemas.microsoft.com/office/2006/metadata/properties/metaAttributes" ct:_="" ma:_="" ma:contentTypeName="ドキュメント" ma:contentTypeID="0x010100D4BA49431D4D9249A6509499E059C03E" ma:contentTypeVersion="4" ma:contentTypeDescription="新しいドキュメントを作成します。" ma:contentTypeScope="" ma:versionID="b4ab603acd520aec003329a8cc5e5a3c">
   <xsd:schema xmlns:xsd="http://www.w3.org/2001/XMLSchema" xmlns:xs="http://www.w3.org/2001/XMLSchema" xmlns:p="http://schemas.microsoft.com/office/2006/metadata/properties" xmlns:ns2="b8676f7c-cd37-452c-a4f6-258f9e9fd2a4" targetNamespace="http://schemas.microsoft.com/office/2006/metadata/properties" ma:root="true" ma:fieldsID="2731dd5c1c8e876b3faee75002f54a14" ns2:_="">
     <xsd:import namespace="b8676f7c-cd37-452c-a4f6-258f9e9fd2a4"/>
@@ -12245,37 +12387,49 @@
 </ct:contentTypeSchema>
 </file>
 
-<file path=customXml/item3.xml><?xml version="1.0" encoding="utf-8"?>
-<?mso-contentType ?>
-<FormTemplates xmlns="http://schemas.microsoft.com/sharepoint/v3/contenttype/forms">
-  <Display>DocumentLibraryForm</Display>
-  <Edit>DocumentLibraryForm</Edit>
-  <New>DocumentLibraryForm</New>
-</FormTemplates>
-</file>
-
 <file path=customXml/item4.xml><?xml version="1.0" encoding="utf-8"?>
-<p:properties xmlns:p="http://schemas.microsoft.com/office/2006/metadata/properties" xmlns:xsi="http://www.w3.org/2001/XMLSchema-instance" xmlns:pc="http://schemas.microsoft.com/office/infopath/2007/PartnerControls">
-  <documentManagement/>
-</p:properties>
+<b:Sources xmlns:b="http://schemas.openxmlformats.org/officeDocument/2006/bibliography" xmlns="http://schemas.openxmlformats.org/officeDocument/2006/bibliography" SelectedStyle="\APASixthEditionOfficeOnline.xsl" StyleName="APA" Version="6"/>
 </file>
 
 <file path=customXml/itemProps1.xml><?xml version="1.0" encoding="utf-8"?>
+<ds:datastoreItem xmlns:ds="http://schemas.openxmlformats.org/officeDocument/2006/customXml" ds:itemID="{038FA53F-9F53-43EB-855F-957AEC443673}">
+  <ds:schemaRefs>
+    <ds:schemaRef ds:uri="http://schemas.microsoft.com/office/2006/metadata/properties"/>
+    <ds:schemaRef ds:uri="http://schemas.microsoft.com/office/infopath/2007/PartnerControls"/>
+  </ds:schemaRefs>
+</ds:datastoreItem>
+</file>
+
+<file path=customXml/itemProps2.xml><?xml version="1.0" encoding="utf-8"?>
+<ds:datastoreItem xmlns:ds="http://schemas.openxmlformats.org/officeDocument/2006/customXml" ds:itemID="{A83DA7C2-D895-492B-AF99-10E3DED8EF16}">
+  <ds:schemaRefs>
+    <ds:schemaRef ds:uri="http://schemas.microsoft.com/sharepoint/v3/contenttype/forms"/>
+  </ds:schemaRefs>
+</ds:datastoreItem>
+</file>
+
+<file path=customXml/itemProps3.xml><?xml version="1.0" encoding="utf-8"?>
+<ds:datastoreItem xmlns:ds="http://schemas.openxmlformats.org/officeDocument/2006/customXml" ds:itemID="{6840A861-738C-48FF-9551-9A61777E5CD8}">
+  <ds:schemaRefs>
+    <ds:schemaRef ds:uri="http://schemas.microsoft.com/office/2006/metadata/contentType"/>
+    <ds:schemaRef ds:uri="http://schemas.microsoft.com/office/2006/metadata/properties/metaAttributes"/>
+    <ds:schemaRef ds:uri="http://www.w3.org/2001/XMLSchema"/>
+    <ds:schemaRef ds:uri="http://schemas.microsoft.com/office/2006/metadata/properties"/>
+    <ds:schemaRef ds:uri="b8676f7c-cd37-452c-a4f6-258f9e9fd2a4"/>
+    <ds:schemaRef ds:uri="http://schemas.microsoft.com/office/2006/documentManagement/types"/>
+    <ds:schemaRef ds:uri="http://schemas.microsoft.com/office/infopath/2007/PartnerControls"/>
+    <ds:schemaRef ds:uri="http://schemas.openxmlformats.org/package/2006/metadata/core-properties"/>
+    <ds:schemaRef ds:uri="http://purl.org/dc/elements/1.1/"/>
+    <ds:schemaRef ds:uri="http://purl.org/dc/terms/"/>
+    <ds:schemaRef ds:uri="http://schemas.microsoft.com/internal/obd"/>
+  </ds:schemaRefs>
+</ds:datastoreItem>
+</file>
+
+<file path=customXml/itemProps4.xml><?xml version="1.0" encoding="utf-8"?>
 <ds:datastoreItem xmlns:ds="http://schemas.openxmlformats.org/officeDocument/2006/customXml" ds:itemID="{E070867C-39AC-440C-9FF6-9F731B65B798}">
   <ds:schemaRefs>
     <ds:schemaRef ds:uri="http://schemas.openxmlformats.org/officeDocument/2006/bibliography"/>
   </ds:schemaRefs>
 </ds:datastoreItem>
-</file>
-
-<file path=customXml/itemProps2.xml><?xml version="1.0" encoding="utf-8"?>
-<ds:datastoreItem xmlns:ds="http://schemas.openxmlformats.org/officeDocument/2006/customXml" ds:itemID="{6840A861-738C-48FF-9551-9A61777E5CD8}"/>
-</file>
-
-<file path=customXml/itemProps3.xml><?xml version="1.0" encoding="utf-8"?>
-<ds:datastoreItem xmlns:ds="http://schemas.openxmlformats.org/officeDocument/2006/customXml" ds:itemID="{A83DA7C2-D895-492B-AF99-10E3DED8EF16}"/>
-</file>
-
-<file path=customXml/itemProps4.xml><?xml version="1.0" encoding="utf-8"?>
-<ds:datastoreItem xmlns:ds="http://schemas.openxmlformats.org/officeDocument/2006/customXml" ds:itemID="{038FA53F-9F53-43EB-855F-957AEC443673}"/>
 </file>